--- a/fuentes/CFA1_000000_DU.docx
+++ b/fuentes/CFA1_000000_DU.docx
@@ -592,7 +592,7 @@
           <w:r>
             <w:fldChar w:fldCharType="separate"/>
           </w:r>
-          <w:hyperlink w:anchor="_Toc227222994" w:history="1">
+          <w:hyperlink w:anchor="_Toc229154232" w:history="1">
             <w:r>
               <w:rPr>
                 <w:rStyle w:val="Hipervnculo"/>
@@ -619,7 +619,7 @@
                 <w:noProof/>
                 <w:webHidden/>
               </w:rPr>
-              <w:instrText xml:space="preserve"> PAGEREF _Toc227222994 \h </w:instrText>
+              <w:instrText xml:space="preserve"> PAGEREF _Toc229154232 \h </w:instrText>
             </w:r>
             <w:r>
               <w:rPr>
@@ -666,7 +666,7 @@
               <w14:ligatures w14:val="none"/>
             </w:rPr>
           </w:pPr>
-          <w:hyperlink w:anchor="_Toc227222995" w:history="1">
+          <w:hyperlink w:anchor="_Toc229154233" w:history="1">
             <w:r>
               <w:rPr>
                 <w:rStyle w:val="Hipervnculo"/>
@@ -711,7 +711,7 @@
                 <w:noProof/>
                 <w:webHidden/>
               </w:rPr>
-              <w:instrText xml:space="preserve"> PAGEREF _Toc227222995 \h </w:instrText>
+              <w:instrText xml:space="preserve"> PAGEREF _Toc229154233 \h </w:instrText>
             </w:r>
             <w:r>
               <w:rPr>
@@ -731,7 +731,7 @@
                 <w:noProof/>
                 <w:webHidden/>
               </w:rPr>
-              <w:t>4</w:t>
+              <w:t>5</w:t>
             </w:r>
             <w:r>
               <w:rPr>
@@ -754,7 +754,7 @@
               <w14:ligatures w14:val="none"/>
             </w:rPr>
           </w:pPr>
-          <w:hyperlink w:anchor="_Toc227222996" w:history="1">
+          <w:hyperlink w:anchor="_Toc229154234" w:history="1">
             <w:r>
               <w:rPr>
                 <w:rStyle w:val="Hipervnculo"/>
@@ -799,7 +799,7 @@
                 <w:noProof/>
                 <w:webHidden/>
               </w:rPr>
-              <w:instrText xml:space="preserve"> PAGEREF _Toc227222996 \h </w:instrText>
+              <w:instrText xml:space="preserve"> PAGEREF _Toc229154234 \h </w:instrText>
             </w:r>
             <w:r>
               <w:rPr>
@@ -819,7 +819,7 @@
                 <w:noProof/>
                 <w:webHidden/>
               </w:rPr>
-              <w:t>4</w:t>
+              <w:t>5</w:t>
             </w:r>
             <w:r>
               <w:rPr>
@@ -842,7 +842,7 @@
               <w14:ligatures w14:val="none"/>
             </w:rPr>
           </w:pPr>
-          <w:hyperlink w:anchor="_Toc227222997" w:history="1">
+          <w:hyperlink w:anchor="_Toc229154235" w:history="1">
             <w:r>
               <w:rPr>
                 <w:rStyle w:val="Hipervnculo"/>
@@ -887,7 +887,7 @@
                 <w:noProof/>
                 <w:webHidden/>
               </w:rPr>
-              <w:instrText xml:space="preserve"> PAGEREF _Toc227222997 \h </w:instrText>
+              <w:instrText xml:space="preserve"> PAGEREF _Toc229154235 \h </w:instrText>
             </w:r>
             <w:r>
               <w:rPr>
@@ -907,7 +907,7 @@
                 <w:noProof/>
                 <w:webHidden/>
               </w:rPr>
-              <w:t>6</w:t>
+              <w:t>7</w:t>
             </w:r>
             <w:r>
               <w:rPr>
@@ -930,7 +930,7 @@
               <w14:ligatures w14:val="none"/>
             </w:rPr>
           </w:pPr>
-          <w:hyperlink w:anchor="_Toc227222998" w:history="1">
+          <w:hyperlink w:anchor="_Toc229154236" w:history="1">
             <w:r>
               <w:rPr>
                 <w:rStyle w:val="Hipervnculo"/>
@@ -975,7 +975,7 @@
                 <w:noProof/>
                 <w:webHidden/>
               </w:rPr>
-              <w:instrText xml:space="preserve"> PAGEREF _Toc227222998 \h </w:instrText>
+              <w:instrText xml:space="preserve"> PAGEREF _Toc229154236 \h </w:instrText>
             </w:r>
             <w:r>
               <w:rPr>
@@ -995,7 +995,7 @@
                 <w:noProof/>
                 <w:webHidden/>
               </w:rPr>
-              <w:t>7</w:t>
+              <w:t>8</w:t>
             </w:r>
             <w:r>
               <w:rPr>
@@ -1022,7 +1022,7 @@
               <w14:ligatures w14:val="none"/>
             </w:rPr>
           </w:pPr>
-          <w:hyperlink w:anchor="_Toc227222999" w:history="1">
+          <w:hyperlink w:anchor="_Toc229154237" w:history="1">
             <w:r>
               <w:rPr>
                 <w:rStyle w:val="Hipervnculo"/>
@@ -1067,7 +1067,7 @@
                 <w:noProof/>
                 <w:webHidden/>
               </w:rPr>
-              <w:instrText xml:space="preserve"> PAGEREF _Toc227222999 \h </w:instrText>
+              <w:instrText xml:space="preserve"> PAGEREF _Toc229154237 \h </w:instrText>
             </w:r>
             <w:r>
               <w:rPr>
@@ -1087,7 +1087,7 @@
                 <w:noProof/>
                 <w:webHidden/>
               </w:rPr>
-              <w:t>10</w:t>
+              <w:t>11</w:t>
             </w:r>
             <w:r>
               <w:rPr>
@@ -1110,7 +1110,7 @@
               <w14:ligatures w14:val="none"/>
             </w:rPr>
           </w:pPr>
-          <w:hyperlink w:anchor="_Toc227223000" w:history="1">
+          <w:hyperlink w:anchor="_Toc229154238" w:history="1">
             <w:r>
               <w:rPr>
                 <w:rStyle w:val="Hipervnculo"/>
@@ -1155,7 +1155,7 @@
                 <w:noProof/>
                 <w:webHidden/>
               </w:rPr>
-              <w:instrText xml:space="preserve"> PAGEREF _Toc227223000 \h </w:instrText>
+              <w:instrText xml:space="preserve"> PAGEREF _Toc229154238 \h </w:instrText>
             </w:r>
             <w:r>
               <w:rPr>
@@ -1175,7 +1175,7 @@
                 <w:noProof/>
                 <w:webHidden/>
               </w:rPr>
-              <w:t>10</w:t>
+              <w:t>11</w:t>
             </w:r>
             <w:r>
               <w:rPr>
@@ -1198,7 +1198,7 @@
               <w14:ligatures w14:val="none"/>
             </w:rPr>
           </w:pPr>
-          <w:hyperlink w:anchor="_Toc227223001" w:history="1">
+          <w:hyperlink w:anchor="_Toc229154239" w:history="1">
             <w:r>
               <w:rPr>
                 <w:rStyle w:val="Hipervnculo"/>
@@ -1243,7 +1243,7 @@
                 <w:noProof/>
                 <w:webHidden/>
               </w:rPr>
-              <w:instrText xml:space="preserve"> PAGEREF _Toc227223001 \h </w:instrText>
+              <w:instrText xml:space="preserve"> PAGEREF _Toc229154239 \h </w:instrText>
             </w:r>
             <w:r>
               <w:rPr>
@@ -1263,7 +1263,7 @@
                 <w:noProof/>
                 <w:webHidden/>
               </w:rPr>
-              <w:t>13</w:t>
+              <w:t>14</w:t>
             </w:r>
             <w:r>
               <w:rPr>
@@ -1286,7 +1286,7 @@
               <w14:ligatures w14:val="none"/>
             </w:rPr>
           </w:pPr>
-          <w:hyperlink w:anchor="_Toc227223002" w:history="1">
+          <w:hyperlink w:anchor="_Toc229154240" w:history="1">
             <w:r>
               <w:rPr>
                 <w:rStyle w:val="Hipervnculo"/>
@@ -1331,7 +1331,7 @@
                 <w:noProof/>
                 <w:webHidden/>
               </w:rPr>
-              <w:instrText xml:space="preserve"> PAGEREF _Toc227223002 \h </w:instrText>
+              <w:instrText xml:space="preserve"> PAGEREF _Toc229154240 \h </w:instrText>
             </w:r>
             <w:r>
               <w:rPr>
@@ -1351,7 +1351,7 @@
                 <w:noProof/>
                 <w:webHidden/>
               </w:rPr>
-              <w:t>16</w:t>
+              <w:t>17</w:t>
             </w:r>
             <w:r>
               <w:rPr>
@@ -1374,7 +1374,7 @@
               <w14:ligatures w14:val="none"/>
             </w:rPr>
           </w:pPr>
-          <w:hyperlink w:anchor="_Toc227223003" w:history="1">
+          <w:hyperlink w:anchor="_Toc229154241" w:history="1">
             <w:r>
               <w:rPr>
                 <w:rStyle w:val="Hipervnculo"/>
@@ -1402,6 +1402,13 @@
             </w:r>
             <w:r>
               <w:rPr>
+                <w:rStyle w:val="Hipervnculo"/>
+                <w:noProof/>
+              </w:rPr>
+              <w:t>…</w:t>
+            </w:r>
+            <w:r>
+              <w:rPr>
                 <w:noProof/>
                 <w:webHidden/>
               </w:rPr>
@@ -1419,7 +1426,7 @@
                 <w:noProof/>
                 <w:webHidden/>
               </w:rPr>
-              <w:instrText xml:space="preserve"> PAGEREF _Toc227223003 \h </w:instrText>
+              <w:instrText xml:space="preserve"> PAGEREF _Toc229154241 \h </w:instrText>
             </w:r>
             <w:r>
               <w:rPr>
@@ -1439,7 +1446,7 @@
                 <w:noProof/>
                 <w:webHidden/>
               </w:rPr>
-              <w:t>17</w:t>
+              <w:t>18</w:t>
             </w:r>
             <w:r>
               <w:rPr>
@@ -1466,7 +1473,7 @@
               <w14:ligatures w14:val="none"/>
             </w:rPr>
           </w:pPr>
-          <w:hyperlink w:anchor="_Toc227223004" w:history="1">
+          <w:hyperlink w:anchor="_Toc229154242" w:history="1">
             <w:r>
               <w:rPr>
                 <w:rStyle w:val="Hipervnculo"/>
@@ -1511,7 +1518,7 @@
                 <w:noProof/>
                 <w:webHidden/>
               </w:rPr>
-              <w:instrText xml:space="preserve"> PAGEREF _Toc227223004 \h </w:instrText>
+              <w:instrText xml:space="preserve"> PAGEREF _Toc229154242 \h </w:instrText>
             </w:r>
             <w:r>
               <w:rPr>
@@ -1531,7 +1538,7 @@
                 <w:noProof/>
                 <w:webHidden/>
               </w:rPr>
-              <w:t>20</w:t>
+              <w:t>21</w:t>
             </w:r>
             <w:r>
               <w:rPr>
@@ -1554,7 +1561,7 @@
               <w14:ligatures w14:val="none"/>
             </w:rPr>
           </w:pPr>
-          <w:hyperlink w:anchor="_Toc227223005" w:history="1">
+          <w:hyperlink w:anchor="_Toc229154243" w:history="1">
             <w:r>
               <w:rPr>
                 <w:rStyle w:val="Hipervnculo"/>
@@ -1599,7 +1606,7 @@
                 <w:noProof/>
                 <w:webHidden/>
               </w:rPr>
-              <w:instrText xml:space="preserve"> PAGEREF _Toc227223005 \h </w:instrText>
+              <w:instrText xml:space="preserve"> PAGEREF _Toc229154243 \h </w:instrText>
             </w:r>
             <w:r>
               <w:rPr>
@@ -1619,7 +1626,7 @@
                 <w:noProof/>
                 <w:webHidden/>
               </w:rPr>
-              <w:t>20</w:t>
+              <w:t>21</w:t>
             </w:r>
             <w:r>
               <w:rPr>
@@ -1642,7 +1649,7 @@
               <w14:ligatures w14:val="none"/>
             </w:rPr>
           </w:pPr>
-          <w:hyperlink w:anchor="_Toc227223006" w:history="1">
+          <w:hyperlink w:anchor="_Toc229154244" w:history="1">
             <w:r>
               <w:rPr>
                 <w:rStyle w:val="Hipervnculo"/>
@@ -1687,7 +1694,7 @@
                 <w:noProof/>
                 <w:webHidden/>
               </w:rPr>
-              <w:instrText xml:space="preserve"> PAGEREF _Toc227223006 \h </w:instrText>
+              <w:instrText xml:space="preserve"> PAGEREF _Toc229154244 \h </w:instrText>
             </w:r>
             <w:r>
               <w:rPr>
@@ -1707,7 +1714,7 @@
                 <w:noProof/>
                 <w:webHidden/>
               </w:rPr>
-              <w:t>25</w:t>
+              <w:t>26</w:t>
             </w:r>
             <w:r>
               <w:rPr>
@@ -1730,7 +1737,7 @@
               <w14:ligatures w14:val="none"/>
             </w:rPr>
           </w:pPr>
-          <w:hyperlink w:anchor="_Toc227223007" w:history="1">
+          <w:hyperlink w:anchor="_Toc229154245" w:history="1">
             <w:r>
               <w:rPr>
                 <w:rStyle w:val="Hipervnculo"/>
@@ -1775,7 +1782,7 @@
                 <w:noProof/>
                 <w:webHidden/>
               </w:rPr>
-              <w:instrText xml:space="preserve"> PAGEREF _Toc227223007 \h </w:instrText>
+              <w:instrText xml:space="preserve"> PAGEREF _Toc229154245 \h </w:instrText>
             </w:r>
             <w:r>
               <w:rPr>
@@ -1795,7 +1802,7 @@
                 <w:noProof/>
                 <w:webHidden/>
               </w:rPr>
-              <w:t>27</w:t>
+              <w:t>28</w:t>
             </w:r>
             <w:r>
               <w:rPr>
@@ -1822,7 +1829,7 @@
               <w14:ligatures w14:val="none"/>
             </w:rPr>
           </w:pPr>
-          <w:hyperlink w:anchor="_Toc227223008" w:history="1">
+          <w:hyperlink w:anchor="_Toc229154246" w:history="1">
             <w:r>
               <w:rPr>
                 <w:rStyle w:val="Hipervnculo"/>
@@ -1846,7 +1853,7 @@
                 <w:rStyle w:val="Hipervnculo"/>
                 <w:noProof/>
               </w:rPr>
-              <w:t>Proceso de alistamiento y diagrama de flujo</w:t>
+              <w:t>Proceso de alistamiento y diagramas de flujo</w:t>
             </w:r>
             <w:r>
               <w:rPr>
@@ -1867,7 +1874,7 @@
                 <w:noProof/>
                 <w:webHidden/>
               </w:rPr>
-              <w:instrText xml:space="preserve"> PAGEREF _Toc227223008 \h </w:instrText>
+              <w:instrText xml:space="preserve"> PAGEREF _Toc229154246 \h </w:instrText>
             </w:r>
             <w:r>
               <w:rPr>
@@ -1887,7 +1894,7 @@
                 <w:noProof/>
                 <w:webHidden/>
               </w:rPr>
-              <w:t>30</w:t>
+              <w:t>31</w:t>
             </w:r>
             <w:r>
               <w:rPr>
@@ -1910,7 +1917,7 @@
               <w14:ligatures w14:val="none"/>
             </w:rPr>
           </w:pPr>
-          <w:hyperlink w:anchor="_Toc227223009" w:history="1">
+          <w:hyperlink w:anchor="_Toc229154247" w:history="1">
             <w:r>
               <w:rPr>
                 <w:rStyle w:val="Hipervnculo"/>
@@ -1934,7 +1941,23 @@
                 <w:rStyle w:val="Hipervnculo"/>
                 <w:noProof/>
               </w:rPr>
-              <w:t>El concepto de mise en place aplicado a la producción de repostería</w:t>
+              <w:t xml:space="preserve">El concepto de </w:t>
+            </w:r>
+            <w:r>
+              <w:rPr>
+                <w:rStyle w:val="Hipervnculo"/>
+                <w:noProof/>
+                <w:spacing w:val="20"/>
+                <w:lang w:val="en-US"/>
+              </w:rPr>
+              <w:t>mise en place</w:t>
+            </w:r>
+            <w:r>
+              <w:rPr>
+                <w:rStyle w:val="Hipervnculo"/>
+                <w:noProof/>
+              </w:rPr>
+              <w:t xml:space="preserve"> aplicado a la producción de repostería</w:t>
             </w:r>
             <w:r>
               <w:rPr>
@@ -1955,7 +1978,7 @@
                 <w:noProof/>
                 <w:webHidden/>
               </w:rPr>
-              <w:instrText xml:space="preserve"> PAGEREF _Toc227223009 \h </w:instrText>
+              <w:instrText xml:space="preserve"> PAGEREF _Toc229154247 \h </w:instrText>
             </w:r>
             <w:r>
               <w:rPr>
@@ -1975,7 +1998,7 @@
                 <w:noProof/>
                 <w:webHidden/>
               </w:rPr>
-              <w:t>30</w:t>
+              <w:t>31</w:t>
             </w:r>
             <w:r>
               <w:rPr>
@@ -1998,7 +2021,7 @@
               <w14:ligatures w14:val="none"/>
             </w:rPr>
           </w:pPr>
-          <w:hyperlink w:anchor="_Toc227223010" w:history="1">
+          <w:hyperlink w:anchor="_Toc229154248" w:history="1">
             <w:r>
               <w:rPr>
                 <w:rStyle w:val="Hipervnculo"/>
@@ -2050,7 +2073,7 @@
                 <w:noProof/>
                 <w:webHidden/>
               </w:rPr>
-              <w:instrText xml:space="preserve"> PAGEREF _Toc227223010 \h </w:instrText>
+              <w:instrText xml:space="preserve"> PAGEREF _Toc229154248 \h </w:instrText>
             </w:r>
             <w:r>
               <w:rPr>
@@ -2070,7 +2093,7 @@
                 <w:noProof/>
                 <w:webHidden/>
               </w:rPr>
-              <w:t>31</w:t>
+              <w:t>32</w:t>
             </w:r>
             <w:r>
               <w:rPr>
@@ -2093,7 +2116,7 @@
               <w14:ligatures w14:val="none"/>
             </w:rPr>
           </w:pPr>
-          <w:hyperlink w:anchor="_Toc227223011" w:history="1">
+          <w:hyperlink w:anchor="_Toc229154249" w:history="1">
             <w:r>
               <w:rPr>
                 <w:rStyle w:val="Hipervnculo"/>
@@ -2138,7 +2161,7 @@
                 <w:noProof/>
                 <w:webHidden/>
               </w:rPr>
-              <w:instrText xml:space="preserve"> PAGEREF _Toc227223011 \h </w:instrText>
+              <w:instrText xml:space="preserve"> PAGEREF _Toc229154249 \h </w:instrText>
             </w:r>
             <w:r>
               <w:rPr>
@@ -2158,7 +2181,7 @@
                 <w:noProof/>
                 <w:webHidden/>
               </w:rPr>
-              <w:t>32</w:t>
+              <w:t>33</w:t>
             </w:r>
             <w:r>
               <w:rPr>
@@ -2184,7 +2207,7 @@
               <w14:ligatures w14:val="none"/>
             </w:rPr>
           </w:pPr>
-          <w:hyperlink w:anchor="_Toc227223012" w:history="1">
+          <w:hyperlink w:anchor="_Toc229154250" w:history="1">
             <w:r>
               <w:rPr>
                 <w:rStyle w:val="Hipervnculo"/>
@@ -2211,7 +2234,7 @@
                 <w:noProof/>
                 <w:webHidden/>
               </w:rPr>
-              <w:instrText xml:space="preserve"> PAGEREF _Toc227223012 \h </w:instrText>
+              <w:instrText xml:space="preserve"> PAGEREF _Toc229154250 \h </w:instrText>
             </w:r>
             <w:r>
               <w:rPr>
@@ -2231,7 +2254,7 @@
                 <w:noProof/>
                 <w:webHidden/>
               </w:rPr>
-              <w:t>35</w:t>
+              <w:t>36</w:t>
             </w:r>
             <w:r>
               <w:rPr>
@@ -2257,7 +2280,7 @@
               <w14:ligatures w14:val="none"/>
             </w:rPr>
           </w:pPr>
-          <w:hyperlink w:anchor="_Toc227223013" w:history="1">
+          <w:hyperlink w:anchor="_Toc229154251" w:history="1">
             <w:r>
               <w:rPr>
                 <w:rStyle w:val="Hipervnculo"/>
@@ -2284,7 +2307,7 @@
                 <w:noProof/>
                 <w:webHidden/>
               </w:rPr>
-              <w:instrText xml:space="preserve"> PAGEREF _Toc227223013 \h </w:instrText>
+              <w:instrText xml:space="preserve"> PAGEREF _Toc229154251 \h </w:instrText>
             </w:r>
             <w:r>
               <w:rPr>
@@ -2304,7 +2327,7 @@
                 <w:noProof/>
                 <w:webHidden/>
               </w:rPr>
-              <w:t>37</w:t>
+              <w:t>38</w:t>
             </w:r>
             <w:r>
               <w:rPr>
@@ -2330,7 +2353,7 @@
               <w14:ligatures w14:val="none"/>
             </w:rPr>
           </w:pPr>
-          <w:hyperlink w:anchor="_Toc227223014" w:history="1">
+          <w:hyperlink w:anchor="_Toc229154252" w:history="1">
             <w:r>
               <w:rPr>
                 <w:rStyle w:val="Hipervnculo"/>
@@ -2357,7 +2380,7 @@
                 <w:noProof/>
                 <w:webHidden/>
               </w:rPr>
-              <w:instrText xml:space="preserve"> PAGEREF _Toc227223014 \h </w:instrText>
+              <w:instrText xml:space="preserve"> PAGEREF _Toc229154252 \h </w:instrText>
             </w:r>
             <w:r>
               <w:rPr>
@@ -2377,7 +2400,7 @@
                 <w:noProof/>
                 <w:webHidden/>
               </w:rPr>
-              <w:t>40</w:t>
+              <w:t>41</w:t>
             </w:r>
             <w:r>
               <w:rPr>
@@ -2403,7 +2426,7 @@
               <w14:ligatures w14:val="none"/>
             </w:rPr>
           </w:pPr>
-          <w:hyperlink w:anchor="_Toc227223015" w:history="1">
+          <w:hyperlink w:anchor="_Toc229154253" w:history="1">
             <w:r>
               <w:rPr>
                 <w:rStyle w:val="Hipervnculo"/>
@@ -2430,7 +2453,7 @@
                 <w:noProof/>
                 <w:webHidden/>
               </w:rPr>
-              <w:instrText xml:space="preserve"> PAGEREF _Toc227223015 \h </w:instrText>
+              <w:instrText xml:space="preserve"> PAGEREF _Toc229154253 \h </w:instrText>
             </w:r>
             <w:r>
               <w:rPr>
@@ -2450,7 +2473,7 @@
                 <w:noProof/>
                 <w:webHidden/>
               </w:rPr>
-              <w:t>43</w:t>
+              <w:t>44</w:t>
             </w:r>
             <w:r>
               <w:rPr>
@@ -2495,7 +2518,7 @@
       <w:pPr>
         <w:pStyle w:val="Titulosgenerales"/>
       </w:pPr>
-      <w:bookmarkStart w:id="0" w:name="_Toc227222994"/>
+      <w:bookmarkStart w:id="0" w:name="_Toc229154232"/>
       <w:r>
         <w:lastRenderedPageBreak/>
         <w:t>Introducción</w:t>
@@ -2585,38 +2608,104 @@
         <w:pStyle w:val="Video"/>
         <w:ind w:firstLine="0"/>
       </w:pPr>
-    </w:p>
-    <w:p/>
-    <w:p/>
-    <w:p/>
-    <w:p/>
-    <w:p>
-      <w:r>
-        <w:t xml:space="preserve">                    </w:t>
-      </w:r>
-      <w:r>
-        <w:t xml:space="preserve">  </w:t>
-      </w:r>
-      <w:r>
-        <w:t xml:space="preserve">   </w:t>
-      </w:r>
-    </w:p>
-    <w:p>
-      <w:r>
-        <w:tab/>
-      </w:r>
-      <w:r>
-        <w:tab/>
-        <w:t xml:space="preserve">     </w:t>
-      </w:r>
-      <w:r>
-        <w:t xml:space="preserve">Video: </w:t>
-      </w:r>
-      <w:r>
-        <w:t xml:space="preserve">                   </w:t>
-      </w:r>
-      <w:r>
-        <w:t xml:space="preserve">             </w:t>
+      <w:r>
+        <w:t>Herramientas y materias primas para la producción de productos de repostería</w:t>
+      </w:r>
+    </w:p>
+    <w:p>
+      <w:r>
+        <w:t xml:space="preserve">       </w:t>
+      </w:r>
+      <w:r>
+        <w:rPr>
+          <w:noProof/>
+        </w:rPr>
+        <w:drawing>
+          <wp:inline distT="0" distB="0" distL="0" distR="0" wp14:anchorId="61FDC27A" wp14:editId="1F0C6834">
+            <wp:extent cx="4676775" cy="2630569"/>
+            <wp:effectExtent l="0" t="0" r="0" b="0"/>
+            <wp:docPr id="2" name="Imagen 2">
+              <a:extLst xmlns:a="http://schemas.openxmlformats.org/drawingml/2006/main">
+                <a:ext uri="{C183D7F6-B498-43B3-948B-1728B52AA6E4}">
+                  <adec:decorative xmlns:adec="http://schemas.microsoft.com/office/drawing/2017/decorative" val="1"/>
+                </a:ext>
+              </a:extLst>
+            </wp:docPr>
+            <wp:cNvGraphicFramePr>
+              <a:graphicFrameLocks xmlns:a="http://schemas.openxmlformats.org/drawingml/2006/main" noChangeAspect="1"/>
+            </wp:cNvGraphicFramePr>
+            <a:graphic xmlns:a="http://schemas.openxmlformats.org/drawingml/2006/main">
+              <a:graphicData uri="http://schemas.openxmlformats.org/drawingml/2006/picture">
+                <pic:pic xmlns:pic="http://schemas.openxmlformats.org/drawingml/2006/picture">
+                  <pic:nvPicPr>
+                    <pic:cNvPr id="2" name="Imagen 2">
+                      <a:extLst>
+                        <a:ext uri="{C183D7F6-B498-43B3-948B-1728B52AA6E4}">
+                          <adec:decorative xmlns:adec="http://schemas.microsoft.com/office/drawing/2017/decorative" val="1"/>
+                        </a:ext>
+                      </a:extLst>
+                    </pic:cNvPr>
+                    <pic:cNvPicPr>
+                      <a:picLocks noChangeAspect="1" noChangeArrowheads="1"/>
+                    </pic:cNvPicPr>
+                  </pic:nvPicPr>
+                  <pic:blipFill>
+                    <a:blip r:embed="rId13" cstate="print">
+                      <a:extLst>
+                        <a:ext uri="{28A0092B-C50C-407E-A947-70E740481C1C}">
+                          <a14:useLocalDpi xmlns:a14="http://schemas.microsoft.com/office/drawing/2010/main" val="0"/>
+                        </a:ext>
+                      </a:extLst>
+                    </a:blip>
+                    <a:srcRect/>
+                    <a:stretch>
+                      <a:fillRect/>
+                    </a:stretch>
+                  </pic:blipFill>
+                  <pic:spPr bwMode="auto">
+                    <a:xfrm>
+                      <a:off x="0" y="0"/>
+                      <a:ext cx="4691558" cy="2638884"/>
+                    </a:xfrm>
+                    <a:prstGeom prst="rect">
+                      <a:avLst/>
+                    </a:prstGeom>
+                    <a:noFill/>
+                    <a:ln>
+                      <a:noFill/>
+                    </a:ln>
+                  </pic:spPr>
+                </pic:pic>
+              </a:graphicData>
+            </a:graphic>
+          </wp:inline>
+        </w:drawing>
+      </w:r>
+    </w:p>
+    <w:p>
+      <w:r>
+        <w:t xml:space="preserve">      </w:t>
+      </w:r>
+      <w:r>
+        <w:t>V</w:t>
+      </w:r>
+      <w:r>
+        <w:t xml:space="preserve">ideo: </w:t>
+      </w:r>
+      <w:r>
+        <w:t>h</w:t>
+      </w:r>
+      <w:r>
+        <w:t>erramientas y materias primas para la producción de productos de repostería</w:t>
+      </w:r>
+      <w:r>
+        <w:t>.</w:t>
+      </w:r>
+      <w:r>
+        <w:t xml:space="preserve">                </w:t>
+      </w:r>
+      <w:r>
+        <w:t xml:space="preserve">          </w:t>
       </w:r>
       <w:r>
         <w:t xml:space="preserve"> </w:t>
@@ -2667,13 +2756,16 @@
         </w:rPr>
         <w:t xml:space="preserve"> </w:t>
       </w:r>
-      <w:r>
-        <w:rPr>
-          <w:b/>
-          <w:lang w:val="es-419"/>
-        </w:rPr>
-        <w:t>Enlace de reproducción del video</w:t>
-      </w:r>
+      <w:hyperlink r:id="rId14" w:history="1">
+        <w:r>
+          <w:rPr>
+            <w:rStyle w:val="Hipervnculo"/>
+            <w:b/>
+            <w:lang w:val="es-419"/>
+          </w:rPr>
+          <w:t>Enlace de reproducción del video</w:t>
+        </w:r>
+      </w:hyperlink>
     </w:p>
     <w:tbl>
       <w:tblPr>
@@ -2696,7 +2788,6 @@
                 <w:ilvl w:val="0"/>
                 <w:numId w:val="0"/>
               </w:numPr>
-              <w:ind w:left="1134" w:hanging="1134"/>
               <w:jc w:val="left"/>
               <w:rPr>
                 <w:b/>
@@ -2708,14 +2799,42 @@
                 <w:b/>
                 <w:lang w:val="es-419"/>
               </w:rPr>
-              <w:t>Síntesis del video:</w:t>
+              <w:t>Transcripción</w:t>
             </w:r>
             <w:r>
               <w:rPr>
                 <w:b/>
                 <w:lang w:val="es-419"/>
               </w:rPr>
+              <w:t xml:space="preserve"> del video:</w:t>
+            </w:r>
+            <w:r>
+              <w:rPr>
+                <w:b/>
+                <w:lang w:val="es-419"/>
+              </w:rPr>
               <w:t xml:space="preserve"> </w:t>
+            </w:r>
+            <w:r>
+              <w:rPr>
+                <w:bCs/>
+                <w:lang w:val="es-419"/>
+              </w:rPr>
+              <w:t>h</w:t>
+            </w:r>
+            <w:r>
+              <w:rPr>
+                <w:bCs/>
+                <w:lang w:val="es-419"/>
+              </w:rPr>
+              <w:t>erramientas y materias primas para la producción de productos de repostería</w:t>
+            </w:r>
+            <w:r>
+              <w:rPr>
+                <w:bCs/>
+                <w:lang w:val="es-419"/>
+              </w:rPr>
+              <w:t>.</w:t>
             </w:r>
           </w:p>
         </w:tc>
@@ -2732,16 +2851,13 @@
           </w:p>
           <w:p>
             <w:r>
+              <w:lastRenderedPageBreak/>
               <w:t>En este espacio, abordaremos los dos pilares fundamentales sobre los que se construye la excelencia en pastelería: el dominio de la maquinaria y herramientas, y la correcta selección y manejo de las materias primas.</w:t>
             </w:r>
           </w:p>
           <w:p>
             <w:r>
-              <w:t xml:space="preserve">A lo largo de este recorrido, comprenderá que la calidad de un producto no es casualidad. Conocerá el marco normativo colombiano y las Buenas Prácticas de </w:t>
-            </w:r>
-            <w:r>
-              <w:lastRenderedPageBreak/>
-              <w:t>Manufactura (BPM) como el primer e innegociable paso para garantizar la inocuidad y la salud de los consumidores.</w:t>
+              <w:t>A lo largo de este recorrido, comprenderá que la calidad de un producto no es casualidad. Conocerá el marco normativo colombiano y las Buenas Prácticas de Manufactura (BPM) como el primer e innegociable paso para garantizar la inocuidad y la salud de los consumidores.</w:t>
             </w:r>
           </w:p>
           <w:p>
@@ -2790,7 +2906,11 @@
           </w:p>
           <w:p>
             <w:r>
-              <w:t>Le invitamos a apropiarse de estos conceptos. Dominar sus herramientas y conocer sus ingredientes es el primer y más crucial paso para convertirse en un profesional de la repostería, capaz de crear con criterio técnico, responsabilidad y pasión.</w:t>
+              <w:t xml:space="preserve">Le invitamos a apropiarse de estos conceptos. Dominar sus herramientas y conocer sus ingredientes es el primer y más crucial paso para convertirse en un </w:t>
+            </w:r>
+            <w:r>
+              <w:lastRenderedPageBreak/>
+              <w:t>profesional de la repostería, capaz de crear con criterio técnico, responsabilidad y pasión.</w:t>
             </w:r>
           </w:p>
           <w:p/>
@@ -2817,7 +2937,7 @@
       <w:pPr>
         <w:pStyle w:val="Ttulo1"/>
       </w:pPr>
-      <w:bookmarkStart w:id="1" w:name="_Toc227222995"/>
+      <w:bookmarkStart w:id="1" w:name="_Toc229154233"/>
       <w:r>
         <w:lastRenderedPageBreak/>
         <w:t>Generalidades y n</w:t>
@@ -2847,7 +2967,7 @@
       <w:pPr>
         <w:pStyle w:val="Ttulo2"/>
       </w:pPr>
-      <w:bookmarkStart w:id="2" w:name="_Toc227222996"/>
+      <w:bookmarkStart w:id="2" w:name="_Toc229154234"/>
       <w:r>
         <w:t>Importancia de las Buenas Prácticas de Manufactura (BPM) en el taller de repostería</w:t>
       </w:r>
@@ -3170,7 +3290,7 @@
       <w:pPr>
         <w:pStyle w:val="Ttulo2"/>
       </w:pPr>
-      <w:bookmarkStart w:id="3" w:name="_Toc227222997"/>
+      <w:bookmarkStart w:id="3" w:name="_Toc229154235"/>
       <w:r>
         <w:t>Marco normativo: higiene, seguridad e inocuidad alimentaria</w:t>
       </w:r>
@@ -3410,6 +3530,13 @@
         </w:rPr>
         <w:t xml:space="preserve"> </w:t>
       </w:r>
+    </w:p>
+    <w:p>
+      <w:pPr>
+        <w:rPr>
+          <w:lang w:val="es-419" w:eastAsia="es-CO"/>
+        </w:rPr>
+      </w:pPr>
       <w:r>
         <w:rPr>
           <w:lang w:val="es-419" w:eastAsia="es-CO"/>
@@ -3421,7 +3548,7 @@
       <w:pPr>
         <w:pStyle w:val="Ttulo2"/>
       </w:pPr>
-      <w:bookmarkStart w:id="4" w:name="_Toc227222998"/>
+      <w:bookmarkStart w:id="4" w:name="_Toc229154236"/>
       <w:r>
         <w:t>El perfil del repostero y la seguridad en el área de trabajo</w:t>
       </w:r>
@@ -3483,6 +3610,7 @@
           <w:bCs/>
           <w:lang w:val="es-419" w:eastAsia="es-CO"/>
         </w:rPr>
+        <w:lastRenderedPageBreak/>
         <w:t>Precisión y atención al detalle</w:t>
       </w:r>
       <w:r>
@@ -3509,7 +3637,6 @@
           <w:bCs/>
           <w:lang w:val="es-419" w:eastAsia="es-CO"/>
         </w:rPr>
-        <w:lastRenderedPageBreak/>
         <w:t>Organización y planificación</w:t>
       </w:r>
       <w:r>
@@ -3782,6 +3909,7 @@
           <w:bCs/>
           <w:lang w:val="es-419" w:eastAsia="es-CO"/>
         </w:rPr>
+        <w:lastRenderedPageBreak/>
         <w:t>Medida preventiva</w:t>
       </w:r>
       <w:r>
@@ -3808,7 +3936,6 @@
           <w:bCs/>
           <w:lang w:val="es-419" w:eastAsia="es-CO"/>
         </w:rPr>
-        <w:lastRenderedPageBreak/>
         <w:t>Químico:</w:t>
       </w:r>
       <w:r>
@@ -3873,7 +4000,7 @@
       <w:pPr>
         <w:pStyle w:val="Ttulo1"/>
       </w:pPr>
-      <w:bookmarkStart w:id="5" w:name="_Toc227222999"/>
+      <w:bookmarkStart w:id="5" w:name="_Toc229154237"/>
       <w:r>
         <w:lastRenderedPageBreak/>
         <w:t>Maquinaria y herramientas en repostería</w:t>
@@ -3915,7 +4042,7 @@
       <w:pPr>
         <w:pStyle w:val="Ttulo2"/>
       </w:pPr>
-      <w:bookmarkStart w:id="6" w:name="_Toc227223000"/>
+      <w:bookmarkStart w:id="6" w:name="_Toc229154238"/>
       <w:r>
         <w:t>C</w:t>
       </w:r>
@@ -4496,7 +4623,7 @@
       <w:pPr>
         <w:pStyle w:val="Ttulo2"/>
       </w:pPr>
-      <w:bookmarkStart w:id="7" w:name="_Toc227223001"/>
+      <w:bookmarkStart w:id="7" w:name="_Toc229154239"/>
       <w:r>
         <w:lastRenderedPageBreak/>
         <w:t>He</w:t>
@@ -4517,6 +4644,12 @@
           <w:lang w:val="es-419" w:eastAsia="es-CO"/>
         </w:rPr>
         <w:t>En la repostería, las herramientas de mano y los utensilios especializados son fundamentales para facilitar la preparación, el moldeado y la decoración de los productos. Elementos como los moldes, las boquillas y las básculas permiten trabajar con mayor precisión, dar forma a las preparaciones, realizar decoraciones y medir correctamente los ingredientes. El conocimiento y uso adecuado de estos utensilios contribuye a mejorar la calidad, presentación y uniformidad de los productos elaborado</w:t>
+      </w:r>
+      <w:r>
+        <w:rPr>
+          <w:lang w:val="es-419" w:eastAsia="es-CO"/>
+        </w:rPr>
+        <w:t>s</w:t>
       </w:r>
       <w:r>
         <w:rPr>
@@ -4710,7 +4843,19 @@
         <w:rPr>
           <w:lang w:val="es-419" w:eastAsia="es-CO"/>
         </w:rPr>
-        <w:t>esde cuchillos de sierra para cortar bizcochos, hasta espátulas rectas y acodadas para alisar y decora.</w:t>
+        <w:t>esde cuchillos de sierra para cortar bizcochos, hasta espátulas rectas y acodadas para alisar y decora</w:t>
+      </w:r>
+      <w:r>
+        <w:rPr>
+          <w:lang w:val="es-419" w:eastAsia="es-CO"/>
+        </w:rPr>
+        <w:t>r</w:t>
+      </w:r>
+      <w:r>
+        <w:rPr>
+          <w:lang w:val="es-419" w:eastAsia="es-CO"/>
+        </w:rPr>
+        <w:t>.</w:t>
       </w:r>
     </w:p>
     <w:p>
@@ -4754,7 +4899,6 @@
         </w:rPr>
         <w:t>Raspadores de mesa (</w:t>
       </w:r>
-      <w:proofErr w:type="spellStart"/>
       <w:r>
         <w:rPr>
           <w:rStyle w:val="Extranjerismo"/>
@@ -4763,7 +4907,6 @@
         </w:rPr>
         <w:t>cornés</w:t>
       </w:r>
-      <w:proofErr w:type="spellEnd"/>
       <w:r>
         <w:rPr>
           <w:b/>
@@ -4906,7 +5049,19 @@
         <w:rPr>
           <w:lang w:val="es-419" w:eastAsia="es-CO"/>
         </w:rPr>
-        <w:t xml:space="preserve">Bizcochos: redondos, rectangulares (tipo brownie), </w:t>
+        <w:t xml:space="preserve">Bizcochos: redondos, rectangulares (tipo </w:t>
+      </w:r>
+      <w:r>
+        <w:rPr>
+          <w:rStyle w:val="Extranjerismo"/>
+        </w:rPr>
+        <w:t>brownie</w:t>
+      </w:r>
+      <w:r>
+        <w:rPr>
+          <w:lang w:val="es-419" w:eastAsia="es-CO"/>
+        </w:rPr>
+        <w:t xml:space="preserve">), </w:t>
       </w:r>
       <w:r>
         <w:rPr>
@@ -5208,7 +5363,7 @@
       <w:pPr>
         <w:pStyle w:val="Ttulo2"/>
       </w:pPr>
-      <w:bookmarkStart w:id="8" w:name="_Toc227223002"/>
+      <w:bookmarkStart w:id="8" w:name="_Toc229154240"/>
       <w:r>
         <w:lastRenderedPageBreak/>
         <w:t>Manuales de procedimiento: operación, ensamble y seguridad técnica de los equipos</w:t>
@@ -5427,7 +5582,6 @@
           <w:numId w:val="19"/>
         </w:numPr>
         <w:spacing w:before="0" w:after="160" w:line="259" w:lineRule="auto"/>
-        <w:ind w:firstLine="0"/>
         <w:rPr>
           <w:lang w:val="es-419" w:eastAsia="es-CO"/>
         </w:rPr>
@@ -5487,7 +5641,7 @@
                     <pic:cNvPicPr/>
                   </pic:nvPicPr>
                   <pic:blipFill>
-                    <a:blip r:embed="rId13"/>
+                    <a:blip r:embed="rId15"/>
                     <a:stretch>
                       <a:fillRect/>
                     </a:stretch>
@@ -5532,7 +5686,7 @@
       <w:pPr>
         <w:pStyle w:val="Ttulo2"/>
       </w:pPr>
-      <w:bookmarkStart w:id="9" w:name="_Toc227223003"/>
+      <w:bookmarkStart w:id="9" w:name="_Toc229154241"/>
       <w:r>
         <w:t>Protocolos de mantenimiento preventivo y desinfección de herramientas</w:t>
       </w:r>
@@ -5942,7 +6096,21 @@
         <w:rPr>
           <w:lang w:val="es-419" w:eastAsia="es-CO"/>
         </w:rPr>
-        <w:t>Secado: secar al aire sobre una rejilla limpia o con paños de un solo uso (toallas de papel) para evitar la re-contaminación.</w:t>
+        <w:t xml:space="preserve">Secado: secar al aire sobre una rejilla limpia o con paños de un solo uso (toallas de papel) para evitar la </w:t>
+      </w:r>
+      <w:proofErr w:type="spellStart"/>
+      <w:r>
+        <w:rPr>
+          <w:lang w:val="es-419" w:eastAsia="es-CO"/>
+        </w:rPr>
+        <w:t>re-contaminación</w:t>
+      </w:r>
+      <w:proofErr w:type="spellEnd"/>
+      <w:r>
+        <w:rPr>
+          <w:lang w:val="es-419" w:eastAsia="es-CO"/>
+        </w:rPr>
+        <w:t>.</w:t>
       </w:r>
     </w:p>
     <w:p>
@@ -6081,7 +6249,7 @@
       <w:pPr>
         <w:pStyle w:val="Ttulo1"/>
       </w:pPr>
-      <w:bookmarkStart w:id="10" w:name="_Toc227223004"/>
+      <w:bookmarkStart w:id="10" w:name="_Toc229154242"/>
       <w:r>
         <w:lastRenderedPageBreak/>
         <w:t>Materias primas e insumos: identificación y selección</w:t>
@@ -6117,7 +6285,7 @@
       <w:pPr>
         <w:pStyle w:val="Ttulo2"/>
       </w:pPr>
-      <w:bookmarkStart w:id="11" w:name="_Toc227223005"/>
+      <w:bookmarkStart w:id="11" w:name="_Toc229154243"/>
       <w:r>
         <w:t>Caracterización de ingredientes base: harinas, azúcares, grasas y leudantes</w:t>
       </w:r>
@@ -6937,7 +7105,25 @@
         <w:rPr>
           <w:lang w:val="es-419" w:eastAsia="es-CO"/>
         </w:rPr>
-        <w:t>s un hongo vivo que fermenta los azúcares de la masa produciendo CO2. Se usa en panes, brioches, roscas</w:t>
+        <w:t xml:space="preserve">s un hongo vivo que fermenta los azúcares de la masa produciendo </w:t>
+      </w:r>
+      <w:r>
+        <w:rPr>
+          <w:lang w:val="es-419" w:eastAsia="es-CO"/>
+        </w:rPr>
+        <w:t>CO₂</w:t>
+      </w:r>
+      <w:r>
+        <w:rPr>
+          <w:lang w:val="es-419" w:eastAsia="es-CO"/>
+        </w:rPr>
+        <w:t>. Se usa en panes, brioches, roscas</w:t>
+      </w:r>
+      <w:r>
+        <w:rPr>
+          <w:lang w:val="es-419" w:eastAsia="es-CO"/>
+        </w:rPr>
+        <w:t>.</w:t>
       </w:r>
     </w:p>
     <w:p>
@@ -6971,7 +7157,7 @@
       <w:pPr>
         <w:pStyle w:val="Ttulo2"/>
       </w:pPr>
-      <w:bookmarkStart w:id="12" w:name="_Toc227223006"/>
+      <w:bookmarkStart w:id="12" w:name="_Toc229154244"/>
       <w:r>
         <w:t>Clasificación de insumos complementarios: lácteos, chocolates, frutas y aditivos</w:t>
       </w:r>
@@ -6987,7 +7173,7 @@
         <w:rPr>
           <w:lang w:val="es-419" w:eastAsia="es-CO"/>
         </w:rPr>
-        <w:t>En la repostería, además de los ingredientes básicos como harinas, azúcares y grasas, existen insumos complementarios que aportan sabor, aroma, color, textura y valor nutricional a las preparaciones. Estos ingredientes permiten enriquecer las recetas y ampliar la variedad de productos que se pueden elaborar, contribuyendo a mejorar la calidad y presentación de los postres. Estos insumos enriquecen las preparaciones, aportando sabor, color, textura y valor nutricional.</w:t>
+        <w:t>En la repostería, además de los ingredientes básicos como harinas, azúcares y grasas, existen insumos complementarios que aportan sabor, aroma, color, textura y valor nutricional a las preparaciones. Estos ingredientes permiten enriquecer las recetas y ampliar la variedad de productos que se pueden elaborar, contribuyendo a mejorar la calidad y presentación de los postres.</w:t>
       </w:r>
     </w:p>
     <w:p>
@@ -7115,7 +7301,7 @@
         <w:rPr>
           <w:lang w:val="es-419" w:eastAsia="es-CO"/>
         </w:rPr>
-        <w:t>40 %) para montar), puede batirse para aumentar su volumen.</w:t>
+        <w:t>40 %) para montar, puede batirse para aumentar su volumen.</w:t>
       </w:r>
     </w:p>
     <w:p>
@@ -7151,7 +7337,6 @@
           <w:bCs/>
           <w:lang w:val="es-419" w:eastAsia="es-CO"/>
         </w:rPr>
-        <w:lastRenderedPageBreak/>
         <w:t>Quesos</w:t>
       </w:r>
       <w:r>
@@ -7239,6 +7424,7 @@
           <w:bCs/>
           <w:lang w:val="es-419" w:eastAsia="es-CO"/>
         </w:rPr>
+        <w:lastRenderedPageBreak/>
         <w:t>Chocolate</w:t>
       </w:r>
     </w:p>
@@ -7489,13 +7675,6 @@
     </w:p>
     <w:p>
       <w:pPr>
-        <w:rPr>
-          <w:lang w:val="es-419" w:eastAsia="es-CO"/>
-        </w:rPr>
-      </w:pPr>
-    </w:p>
-    <w:p>
-      <w:pPr>
         <w:pStyle w:val="Prrafodelista"/>
         <w:numPr>
           <w:ilvl w:val="0"/>
@@ -7513,56 +7692,56 @@
           <w:bCs/>
           <w:lang w:val="es-419" w:eastAsia="es-CO"/>
         </w:rPr>
+        <w:t>Aditivos</w:t>
+      </w:r>
+    </w:p>
+    <w:p>
+      <w:pPr>
+        <w:rPr>
+          <w:lang w:val="es-419" w:eastAsia="es-CO"/>
+        </w:rPr>
+      </w:pPr>
+      <w:r>
+        <w:rPr>
+          <w:b/>
+          <w:bCs/>
+          <w:lang w:val="es-419" w:eastAsia="es-CO"/>
+        </w:rPr>
+        <w:t>Estabilizantes y espesantes</w:t>
+      </w:r>
+      <w:r>
+        <w:rPr>
+          <w:lang w:val="es-419" w:eastAsia="es-CO"/>
+        </w:rPr>
+        <w:t xml:space="preserve">: gelatina (en polvo o láminas, para dar firmeza a </w:t>
+      </w:r>
+      <w:r>
+        <w:rPr>
+          <w:rStyle w:val="Extranjerismo"/>
+          <w:lang w:val="es-419" w:eastAsia="es-CO"/>
+        </w:rPr>
+        <w:t>mousses</w:t>
+      </w:r>
+      <w:r>
+        <w:rPr>
+          <w:lang w:val="es-419" w:eastAsia="es-CO"/>
+        </w:rPr>
+        <w:t xml:space="preserve"> y postres fríos), pectina (para espesar mermeladas), almidón de maíz (maicena).</w:t>
+      </w:r>
+    </w:p>
+    <w:p>
+      <w:pPr>
+        <w:rPr>
+          <w:lang w:val="es-419" w:eastAsia="es-CO"/>
+        </w:rPr>
+      </w:pPr>
+      <w:r>
+        <w:rPr>
+          <w:b/>
+          <w:bCs/>
+          <w:lang w:val="es-419" w:eastAsia="es-CO"/>
+        </w:rPr>
         <w:lastRenderedPageBreak/>
-        <w:t>Aditivos</w:t>
-      </w:r>
-    </w:p>
-    <w:p>
-      <w:pPr>
-        <w:rPr>
-          <w:lang w:val="es-419" w:eastAsia="es-CO"/>
-        </w:rPr>
-      </w:pPr>
-      <w:r>
-        <w:rPr>
-          <w:b/>
-          <w:bCs/>
-          <w:lang w:val="es-419" w:eastAsia="es-CO"/>
-        </w:rPr>
-        <w:t>Estabilizantes y espesantes</w:t>
-      </w:r>
-      <w:r>
-        <w:rPr>
-          <w:lang w:val="es-419" w:eastAsia="es-CO"/>
-        </w:rPr>
-        <w:t xml:space="preserve">: gelatina (en polvo o láminas, para dar firmeza a </w:t>
-      </w:r>
-      <w:r>
-        <w:rPr>
-          <w:rStyle w:val="Extranjerismo"/>
-          <w:lang w:val="es-419" w:eastAsia="es-CO"/>
-        </w:rPr>
-        <w:t>mousses</w:t>
-      </w:r>
-      <w:r>
-        <w:rPr>
-          <w:lang w:val="es-419" w:eastAsia="es-CO"/>
-        </w:rPr>
-        <w:t xml:space="preserve"> y postres fríos), pectina (para espesar mermeladas), almidón de maíz (maicena).</w:t>
-      </w:r>
-    </w:p>
-    <w:p>
-      <w:pPr>
-        <w:rPr>
-          <w:lang w:val="es-419" w:eastAsia="es-CO"/>
-        </w:rPr>
-      </w:pPr>
-      <w:r>
-        <w:rPr>
-          <w:b/>
-          <w:bCs/>
-          <w:lang w:val="es-419" w:eastAsia="es-CO"/>
-        </w:rPr>
         <w:t>Saborizantes</w:t>
       </w:r>
       <w:r>
@@ -7597,7 +7776,7 @@
       <w:pPr>
         <w:pStyle w:val="Ttulo2"/>
       </w:pPr>
-      <w:bookmarkStart w:id="13" w:name="_Toc227223007"/>
+      <w:bookmarkStart w:id="13" w:name="_Toc229154245"/>
       <w:r>
         <w:t>Criterios de calidad y fichas técnicas de las materias primas</w:t>
       </w:r>
@@ -7720,33 +7899,33 @@
           <w:bCs/>
           <w:lang w:val="es-419" w:eastAsia="es-CO"/>
         </w:rPr>
+        <w:t>Olor</w:t>
+      </w:r>
+    </w:p>
+    <w:p>
+      <w:pPr>
+        <w:rPr>
+          <w:lang w:val="es-419" w:eastAsia="es-CO"/>
+        </w:rPr>
+      </w:pPr>
+      <w:r>
+        <w:rPr>
+          <w:lang w:val="es-419" w:eastAsia="es-CO"/>
+        </w:rPr>
+        <w:t xml:space="preserve">Característico del producto, fresco y agradable. No debe tener olores rancios (grasas), a humedad o a químicos. </w:t>
+      </w:r>
+    </w:p>
+    <w:p>
+      <w:pPr>
+        <w:rPr>
+          <w:lang w:val="es-419" w:eastAsia="es-CO"/>
+        </w:rPr>
+      </w:pPr>
+      <w:r>
+        <w:rPr>
+          <w:lang w:val="es-419" w:eastAsia="es-CO"/>
+        </w:rPr>
         <w:lastRenderedPageBreak/>
-        <w:t>Olor</w:t>
-      </w:r>
-    </w:p>
-    <w:p>
-      <w:pPr>
-        <w:rPr>
-          <w:lang w:val="es-419" w:eastAsia="es-CO"/>
-        </w:rPr>
-      </w:pPr>
-      <w:r>
-        <w:rPr>
-          <w:lang w:val="es-419" w:eastAsia="es-CO"/>
-        </w:rPr>
-        <w:t xml:space="preserve">Característico del producto, fresco y agradable. No debe tener olores rancios (grasas), a humedad o a químicos. </w:t>
-      </w:r>
-    </w:p>
-    <w:p>
-      <w:pPr>
-        <w:rPr>
-          <w:lang w:val="es-419" w:eastAsia="es-CO"/>
-        </w:rPr>
-      </w:pPr>
-      <w:r>
-        <w:rPr>
-          <w:lang w:val="es-419" w:eastAsia="es-CO"/>
-        </w:rPr>
         <w:t>Ejemplo: la mantequilla fresca tiene un olor lácteo suave; si huele a rancio, está descompuesta.</w:t>
       </w:r>
     </w:p>
@@ -7974,7 +8153,6 @@
         <w:rPr>
           <w:lang w:val="es-419" w:eastAsia="es-CO"/>
         </w:rPr>
-        <w:lastRenderedPageBreak/>
         <w:t>Ingredientes y composición</w:t>
       </w:r>
       <w:r>
@@ -8041,6 +8219,7 @@
         <w:rPr>
           <w:lang w:val="es-419" w:eastAsia="es-CO"/>
         </w:rPr>
+        <w:lastRenderedPageBreak/>
         <w:t>Condiciones de conservación y transporte</w:t>
       </w:r>
       <w:r>
@@ -8198,7 +8377,7 @@
       <w:pPr>
         <w:pStyle w:val="Ttulo1"/>
       </w:pPr>
-      <w:bookmarkStart w:id="14" w:name="_Toc227223008"/>
+      <w:bookmarkStart w:id="14" w:name="_Toc229154246"/>
       <w:r>
         <w:lastRenderedPageBreak/>
         <w:t>P</w:t>
@@ -8207,7 +8386,13 @@
         <w:t>roce</w:t>
       </w:r>
       <w:r>
-        <w:t>so de alistamiento y diagrama de flujo</w:t>
+        <w:t>so de alistamiento y diagrama</w:t>
+      </w:r>
+      <w:r>
+        <w:t>s</w:t>
+      </w:r>
+      <w:r>
+        <w:t xml:space="preserve"> de flujo</w:t>
       </w:r>
       <w:bookmarkEnd w:id="14"/>
     </w:p>
@@ -8228,7 +8413,7 @@
       <w:pPr>
         <w:pStyle w:val="Ttulo2"/>
       </w:pPr>
-      <w:bookmarkStart w:id="15" w:name="_Toc227223009"/>
+      <w:bookmarkStart w:id="15" w:name="_Toc229154247"/>
       <w:r>
         <w:t xml:space="preserve">El concepto de </w:t>
       </w:r>
@@ -8633,7 +8818,7 @@
       <w:pPr>
         <w:pStyle w:val="Ttulo2"/>
       </w:pPr>
-      <w:bookmarkStart w:id="16" w:name="_Toc227223010"/>
+      <w:bookmarkStart w:id="16" w:name="_Toc229154248"/>
       <w:r>
         <w:t>Interpretación de diagramas de proceso para el alistamiento de insumo</w:t>
       </w:r>
@@ -8699,8 +8884,6 @@
     </w:p>
     <w:p>
       <w:pPr>
-        <w:spacing w:before="0" w:after="160" w:line="259" w:lineRule="auto"/>
-        <w:ind w:left="708" w:firstLine="0"/>
         <w:rPr>
           <w:lang w:val="es-419" w:eastAsia="es-CO"/>
         </w:rPr>
@@ -8743,7 +8926,13 @@
           <w:bCs/>
           <w:lang w:val="es-419" w:eastAsia="es-CO"/>
         </w:rPr>
-        <w:t>fin):</w:t>
+        <w:t>fin)</w:t>
+      </w:r>
+      <w:r>
+        <w:rPr>
+          <w:lang w:val="es-419" w:eastAsia="es-CO"/>
+        </w:rPr>
+        <w:t>:</w:t>
       </w:r>
       <w:r>
         <w:rPr>
@@ -8760,8 +8949,6 @@
     </w:p>
     <w:p>
       <w:pPr>
-        <w:spacing w:before="0" w:after="160" w:line="259" w:lineRule="auto"/>
-        <w:ind w:left="708" w:firstLine="0"/>
         <w:rPr>
           <w:lang w:val="es-419" w:eastAsia="es-CO"/>
         </w:rPr>
@@ -8795,8 +8982,6 @@
     </w:p>
     <w:p>
       <w:pPr>
-        <w:spacing w:before="0" w:after="160" w:line="259" w:lineRule="auto"/>
-        <w:ind w:left="708" w:firstLine="0"/>
         <w:rPr>
           <w:lang w:val="es-419" w:eastAsia="es-CO"/>
         </w:rPr>
@@ -8810,8 +8995,6 @@
     </w:p>
     <w:p>
       <w:pPr>
-        <w:spacing w:before="0" w:after="160" w:line="259" w:lineRule="auto"/>
-        <w:ind w:left="708" w:firstLine="0"/>
         <w:rPr>
           <w:lang w:val="es-419" w:eastAsia="es-CO"/>
         </w:rPr>
@@ -8875,8 +9058,6 @@
     </w:p>
     <w:p>
       <w:pPr>
-        <w:spacing w:before="0" w:after="160" w:line="259" w:lineRule="auto"/>
-        <w:ind w:left="708" w:firstLine="0"/>
         <w:rPr>
           <w:lang w:val="es-419" w:eastAsia="es-CO"/>
         </w:rPr>
@@ -8902,18 +9083,15 @@
     </w:p>
     <w:p>
       <w:pPr>
-        <w:spacing w:before="0" w:after="160" w:line="259" w:lineRule="auto"/>
-        <w:ind w:left="708" w:firstLine="0"/>
-        <w:rPr>
-          <w:lang w:val="es-419" w:eastAsia="es-CO"/>
-        </w:rPr>
-      </w:pPr>
-      <w:r>
-        <w:rPr>
-          <w:b/>
-          <w:bCs/>
-          <w:lang w:val="es-419" w:eastAsia="es-CO"/>
-        </w:rPr>
+        <w:rPr>
+          <w:lang w:val="es-419" w:eastAsia="es-CO"/>
+        </w:rPr>
+      </w:pPr>
+      <w:r>
+        <w:rPr>
+          <w:lang w:val="es-419" w:eastAsia="es-CO"/>
+        </w:rPr>
+        <w:lastRenderedPageBreak/>
         <w:t>Flechas</w:t>
       </w:r>
       <w:r>
@@ -8931,48 +9109,29 @@
     </w:p>
     <w:p>
       <w:pPr>
-        <w:spacing w:before="0" w:after="160" w:line="259" w:lineRule="auto"/>
+        <w:pStyle w:val="Figura"/>
+      </w:pPr>
+      <w:r>
+        <w:t>Diagrama de proceso para el alistamiento de insumos, para para un bizcocho básico</w:t>
+      </w:r>
+    </w:p>
+    <w:p>
+      <w:pPr>
         <w:ind w:firstLine="0"/>
         <w:rPr>
-          <w:b/>
-          <w:bCs/>
-          <w:lang w:val="es-419" w:eastAsia="es-CO"/>
-        </w:rPr>
-      </w:pPr>
-      <w:r>
-        <w:rPr>
-          <w:b/>
-          <w:bCs/>
-          <w:lang w:val="es-419" w:eastAsia="es-CO"/>
-        </w:rPr>
-        <w:br w:type="page"/>
-      </w:r>
-    </w:p>
-    <w:p>
-      <w:pPr>
-        <w:pStyle w:val="Figura"/>
-      </w:pPr>
-      <w:r>
-        <w:lastRenderedPageBreak/>
-        <w:t>Diagrama de proceso para el alistamiento de insumos, para para un bizcocho básico</w:t>
-      </w:r>
-    </w:p>
-    <w:p>
-      <w:pPr>
-        <w:ind w:firstLine="0"/>
-        <w:rPr>
-          <w:lang w:val="es-419" w:eastAsia="es-CO"/>
-        </w:rPr>
-      </w:pPr>
-      <w:r>
-        <w:rPr>
+          <w:lang w:val="es-419" w:eastAsia="es-CO"/>
+        </w:rPr>
+      </w:pPr>
+      <w:r>
+        <w:rPr>
+          <w:noProof/>
           <w:lang w:val="es-419" w:eastAsia="es-CO"/>
         </w:rPr>
         <w:drawing>
-          <wp:inline distT="0" distB="0" distL="0" distR="0" wp14:anchorId="37027EA8" wp14:editId="5B5BA7F3">
+          <wp:inline distT="0" distB="0" distL="0" distR="0" wp14:anchorId="37027EA8" wp14:editId="36B0C9E9">
             <wp:extent cx="6051017" cy="4763386"/>
             <wp:effectExtent l="0" t="0" r="6985" b="0"/>
-            <wp:docPr id="7" name="Imagen 7" descr="La figura muestra la estructura de un diagrama de proceso, para el alistamiento de los insumos requeridos, para la elaboración de un bizcocho básico.&#10;• INICIO.&#10;• Operación 1: revisar orden de producción (receta de bizcocho).&#10;• Operación 2: verificar disponibilidad de ingredientes: harina, azúcar, huevos, mantequilla, polvo de hornear.&#10;• Decisión 1: ¿todos los ingredientes están disponibles y en buen estado?&#10;• SI: operación 3: retirar mantequilla y huevos de la nevera para que temperen.&#10;• NO: operación A: realizar pedido al almacén, (Flecha de vuelta a la Decisión 1).&#10;• Operación 4: pesar harina y polvo de hornear.&#10;• Operación 5: tamizar los sólidos (harina y polvos).&#10;• Operación 6: pesar azúcar en un bowl aparte.&#10;• Operación 7: engrasar y enharinar el molde&#10;• Operación 8: pre-calentar el horno a la temperatura indicada.&#10;• FIN DEL ALISTAMIENTO.&#10;"/>
+            <wp:docPr id="7" name="Imagen 7" descr="La figura muestra la estructura de un diagrama de proceso, para el alistamiento de los insumos requeridos, para la elaboración de un bizcocho básico."/>
             <wp:cNvGraphicFramePr>
               <a:graphicFrameLocks xmlns:a="http://schemas.openxmlformats.org/drawingml/2006/main" noChangeAspect="1"/>
             </wp:cNvGraphicFramePr>
@@ -8980,11 +9139,11 @@
               <a:graphicData uri="http://schemas.openxmlformats.org/drawingml/2006/picture">
                 <pic:pic xmlns:pic="http://schemas.openxmlformats.org/drawingml/2006/picture">
                   <pic:nvPicPr>
-                    <pic:cNvPr id="7" name="Imagen 7" descr="La figura muestra la estructura de un diagrama de proceso, para el alistamiento de los insumos requeridos, para la elaboración de un bizcocho básico.&#10;• INICIO.&#10;• Operación 1: revisar orden de producción (receta de bizcocho).&#10;• Operación 2: verificar disponibilidad de ingredientes: harina, azúcar, huevos, mantequilla, polvo de hornear.&#10;• Decisión 1: ¿todos los ingredientes están disponibles y en buen estado?&#10;• SI: operación 3: retirar mantequilla y huevos de la nevera para que temperen.&#10;• NO: operación A: realizar pedido al almacén, (Flecha de vuelta a la Decisión 1).&#10;• Operación 4: pesar harina y polvo de hornear.&#10;• Operación 5: tamizar los sólidos (harina y polvos).&#10;• Operación 6: pesar azúcar en un bowl aparte.&#10;• Operación 7: engrasar y enharinar el molde&#10;• Operación 8: pre-calentar el horno a la temperatura indicada.&#10;• FIN DEL ALISTAMIENTO.&#10;"/>
+                    <pic:cNvPr id="7" name="Imagen 7" descr="La figura muestra la estructura de un diagrama de proceso, para el alistamiento de los insumos requeridos, para la elaboración de un bizcocho básico."/>
                     <pic:cNvPicPr/>
                   </pic:nvPicPr>
                   <pic:blipFill>
-                    <a:blip r:embed="rId14"/>
+                    <a:blip r:embed="rId16"/>
                     <a:stretch>
                       <a:fillRect/>
                     </a:stretch>
@@ -9007,13 +9166,6 @@
     </w:p>
     <w:p>
       <w:pPr>
-        <w:rPr>
-          <w:lang w:val="es-419" w:eastAsia="es-CO"/>
-        </w:rPr>
-      </w:pPr>
-    </w:p>
-    <w:p>
-      <w:pPr>
         <w:spacing w:before="0" w:after="160" w:line="259" w:lineRule="auto"/>
         <w:ind w:left="708" w:firstLine="0"/>
         <w:rPr>
@@ -9024,12 +9176,6 @@
         <w:rPr>
           <w:lang w:val="es-419" w:eastAsia="es-CO"/>
         </w:rPr>
-        <w:t xml:space="preserve">    </w:t>
-      </w:r>
-      <w:r>
-        <w:rPr>
-          <w:lang w:val="es-419" w:eastAsia="es-CO"/>
-        </w:rPr>
         <w:t>Nota. SENA, (2026).</w:t>
       </w:r>
     </w:p>
@@ -9037,7 +9183,7 @@
       <w:pPr>
         <w:pStyle w:val="Ttulo2"/>
       </w:pPr>
-      <w:bookmarkStart w:id="17" w:name="_Toc227223011"/>
+      <w:bookmarkStart w:id="17" w:name="_Toc229154249"/>
       <w:r>
         <w:t xml:space="preserve">Técnicas de pesaje, medición y </w:t>
       </w:r>
@@ -9191,8 +9337,18 @@
           <w:bCs/>
           <w:lang w:val="es-419" w:eastAsia="es-CO"/>
         </w:rPr>
-        <w:t>Técnicas de pre-preparación</w:t>
-      </w:r>
+        <w:t xml:space="preserve">Técnicas de </w:t>
+      </w:r>
+      <w:proofErr w:type="spellStart"/>
+      <w:r>
+        <w:rPr>
+          <w:b/>
+          <w:bCs/>
+          <w:lang w:val="es-419" w:eastAsia="es-CO"/>
+        </w:rPr>
+        <w:t>pre-preparación</w:t>
+      </w:r>
+      <w:proofErr w:type="spellEnd"/>
     </w:p>
     <w:p>
       <w:pPr>
@@ -9285,7 +9441,21 @@
           <w:lang w:val="es-419" w:eastAsia="es-CO"/>
         </w:rPr>
         <w:lastRenderedPageBreak/>
-        <w:t>emulsiones estables (ej. crema de mantequilla, masas batidas donde la mantequilla y el azúcar deben cremarse adecuadamente). La mantequilla demasiado fría no se bate bien; la demasiado caliente se derrite y no atrapa aire.</w:t>
+        <w:t xml:space="preserve">emulsiones estables (ej. crema de mantequilla, masas batidas donde la mantequilla y el azúcar deben </w:t>
+      </w:r>
+      <w:proofErr w:type="spellStart"/>
+      <w:r>
+        <w:rPr>
+          <w:lang w:val="es-419" w:eastAsia="es-CO"/>
+        </w:rPr>
+        <w:t>cremarse</w:t>
+      </w:r>
+      <w:proofErr w:type="spellEnd"/>
+      <w:r>
+        <w:rPr>
+          <w:lang w:val="es-419" w:eastAsia="es-CO"/>
+        </w:rPr>
+        <w:t xml:space="preserve"> adecuadamente). La mantequilla demasiado fría no se bate bien; la demasiado caliente se derrite y no atrapa aire.</w:t>
       </w:r>
     </w:p>
     <w:p>
@@ -9360,7 +9530,7 @@
       <w:pPr>
         <w:pStyle w:val="Titulosgenerales"/>
       </w:pPr>
-      <w:bookmarkStart w:id="18" w:name="_Toc227223012"/>
+      <w:bookmarkStart w:id="18" w:name="_Toc229154250"/>
       <w:r>
         <w:lastRenderedPageBreak/>
         <w:t>S</w:t>
@@ -9437,7 +9607,21 @@
         <w:rPr>
           <w:lang w:val="es-419" w:eastAsia="es-CO"/>
         </w:rPr>
-        <w:t xml:space="preserve"> como metodología de trabajo, aprendiendo a interpretar diagramas de flujo para la organización de tareas y dominando las técnicas precisas de pesaje y pre-preparación de ingredientes.</w:t>
+        <w:t xml:space="preserve"> como metodología de trabajo, aprendiendo a interpretar diagramas de flujo para la organización de tareas y dominando las técnicas precisas de pesaje y </w:t>
+      </w:r>
+      <w:proofErr w:type="spellStart"/>
+      <w:r>
+        <w:rPr>
+          <w:lang w:val="es-419" w:eastAsia="es-CO"/>
+        </w:rPr>
+        <w:t>pre-preparación</w:t>
+      </w:r>
+      <w:proofErr w:type="spellEnd"/>
+      <w:r>
+        <w:rPr>
+          <w:lang w:val="es-419" w:eastAsia="es-CO"/>
+        </w:rPr>
+        <w:t xml:space="preserve"> de ingredientes.</w:t>
       </w:r>
     </w:p>
     <w:p>
@@ -9469,6 +9653,7 @@
       </w:pPr>
       <w:r>
         <w:rPr>
+          <w:noProof/>
           <w:lang w:val="es-419" w:eastAsia="es-CO"/>
         </w:rPr>
         <w:drawing>
@@ -9487,7 +9672,7 @@
                     <pic:cNvPicPr/>
                   </pic:nvPicPr>
                   <pic:blipFill>
-                    <a:blip r:embed="rId15"/>
+                    <a:blip r:embed="rId17"/>
                     <a:stretch>
                       <a:fillRect/>
                     </a:stretch>
@@ -9559,7 +9744,7 @@
       <w:pPr>
         <w:pStyle w:val="Titulosgenerales"/>
       </w:pPr>
-      <w:bookmarkStart w:id="19" w:name="_Toc227223013"/>
+      <w:bookmarkStart w:id="19" w:name="_Toc229154251"/>
       <w:r>
         <w:lastRenderedPageBreak/>
         <w:t>Glosario</w:t>
@@ -10472,7 +10657,7 @@
       <w:pPr>
         <w:pStyle w:val="Titulosgenerales"/>
       </w:pPr>
-      <w:bookmarkStart w:id="20" w:name="_Toc227223014"/>
+      <w:bookmarkStart w:id="20" w:name="_Toc229154252"/>
       <w:r>
         <w:lastRenderedPageBreak/>
         <w:t>Referencias bibliográficas</w:t>
@@ -10487,6 +10672,7 @@
         <w:pStyle w:val="Normal0"/>
         <w:ind w:firstLine="708"/>
         <w:rPr>
+          <w:rStyle w:val="Hipervnculo"/>
           <w:rFonts w:asciiTheme="minorHAnsi" w:hAnsiTheme="minorHAnsi" w:cstheme="minorHAnsi"/>
           <w:sz w:val="28"/>
           <w:szCs w:val="28"/>
@@ -10498,9 +10684,12 @@
           <w:sz w:val="28"/>
           <w:szCs w:val="28"/>
         </w:rPr>
-        <w:t xml:space="preserve">ASOCIACIÓN ESPAÑOLA DE PANADERÍA Y PASTELERÍA. (2021). Manual de Buenas Prácticas. </w:t>
-      </w:r>
-      <w:hyperlink r:id="rId16" w:history="1">
+        <w:t>Asociación Española de panadería y pastelería. (2021). Manual de Buenas Prácticas.</w:t>
+      </w:r>
+      <w:r>
+        <w:t xml:space="preserve"> </w:t>
+      </w:r>
+      <w:hyperlink r:id="rId18" w:history="1">
         <w:r>
           <w:rPr>
             <w:rStyle w:val="Hipervnculo"/>
@@ -10522,34 +10711,46 @@
           <w:szCs w:val="28"/>
         </w:rPr>
       </w:pPr>
-      <w:r>
+    </w:p>
+    <w:p>
+      <w:pPr>
+        <w:pStyle w:val="Normal0"/>
+        <w:ind w:firstLine="708"/>
         <w:rPr>
           <w:rFonts w:asciiTheme="minorHAnsi" w:hAnsiTheme="minorHAnsi" w:cstheme="minorHAnsi"/>
           <w:sz w:val="28"/>
           <w:szCs w:val="28"/>
         </w:rPr>
-        <w:t xml:space="preserve"> </w:t>
-      </w:r>
-    </w:p>
-    <w:p>
-      <w:pPr>
-        <w:pStyle w:val="Normal0"/>
-        <w:ind w:firstLine="708"/>
-        <w:rPr>
+      </w:pPr>
+      <w:r>
+        <w:rPr>
+          <w:rStyle w:val="Extranjerismo"/>
           <w:rFonts w:asciiTheme="minorHAnsi" w:hAnsiTheme="minorHAnsi" w:cstheme="minorHAnsi"/>
           <w:sz w:val="28"/>
           <w:szCs w:val="28"/>
         </w:rPr>
-      </w:pPr>
-      <w:r>
-        <w:rPr>
+        <w:t xml:space="preserve">Codex </w:t>
+      </w:r>
+      <w:proofErr w:type="spellStart"/>
+      <w:r>
+        <w:rPr>
+          <w:rStyle w:val="Extranjerismo"/>
           <w:rFonts w:asciiTheme="minorHAnsi" w:hAnsiTheme="minorHAnsi" w:cstheme="minorHAnsi"/>
           <w:sz w:val="28"/>
           <w:szCs w:val="28"/>
         </w:rPr>
-        <w:t xml:space="preserve">CODEX ALIMENTARIUS. (2020). CAC/RCP 1-1969. </w:t>
-      </w:r>
-      <w:hyperlink r:id="rId17" w:history="1">
+        <w:t>alimentarius</w:t>
+      </w:r>
+      <w:proofErr w:type="spellEnd"/>
+      <w:r>
+        <w:rPr>
+          <w:rFonts w:asciiTheme="minorHAnsi" w:hAnsiTheme="minorHAnsi" w:cstheme="minorHAnsi"/>
+          <w:sz w:val="28"/>
+          <w:szCs w:val="28"/>
+        </w:rPr>
+        <w:t>. (2020). CAC/RCP 1-1969. </w:t>
+      </w:r>
+      <w:hyperlink r:id="rId19" w:history="1">
         <w:r>
           <w:rPr>
             <w:rStyle w:val="Hipervnculo"/>
@@ -10588,9 +10789,17 @@
           <w:sz w:val="28"/>
           <w:szCs w:val="28"/>
         </w:rPr>
-        <w:t xml:space="preserve">COLOMBIA. CONGRESO DE LA REPÚBLICA. (1979). Ley 9 de 1979. </w:t>
-      </w:r>
-      <w:hyperlink r:id="rId18" w:history="1">
+        <w:t>Colombia. Congreso de la República. (1979). Ley 9 de 1979.</w:t>
+      </w:r>
+      <w:r>
+        <w:rPr>
+          <w:rFonts w:asciiTheme="minorHAnsi" w:hAnsiTheme="minorHAnsi" w:cstheme="minorHAnsi"/>
+          <w:sz w:val="28"/>
+          <w:szCs w:val="28"/>
+        </w:rPr>
+        <w:t xml:space="preserve"> </w:t>
+      </w:r>
+      <w:hyperlink r:id="rId20" w:history="1">
         <w:r>
           <w:rPr>
             <w:rStyle w:val="Hipervnculo"/>
@@ -10618,6 +10827,7 @@
         <w:pStyle w:val="Normal0"/>
         <w:ind w:firstLine="708"/>
         <w:rPr>
+          <w:rStyle w:val="Hipervnculo"/>
           <w:rFonts w:asciiTheme="minorHAnsi" w:hAnsiTheme="minorHAnsi" w:cstheme="minorHAnsi"/>
           <w:sz w:val="28"/>
           <w:szCs w:val="28"/>
@@ -10629,9 +10839,12 @@
           <w:sz w:val="28"/>
           <w:szCs w:val="28"/>
         </w:rPr>
-        <w:t xml:space="preserve">COLOMBIA. MINISTERIO DE SALUD Y PROTECCIÓN SOCIAL. (2013). Resolución 2674 de 2013. </w:t>
-      </w:r>
-      <w:hyperlink r:id="rId19" w:history="1">
+        <w:t>Colombia. Ministerio de Salud y Protección Social. (2013). Resolución 2674 de 2013.</w:t>
+      </w:r>
+      <w:r>
+        <w:t xml:space="preserve"> </w:t>
+      </w:r>
+      <w:hyperlink r:id="rId21" w:history="1">
         <w:r>
           <w:rPr>
             <w:rStyle w:val="Hipervnculo"/>
@@ -10670,83 +10883,60 @@
           <w:sz w:val="28"/>
           <w:szCs w:val="28"/>
         </w:rPr>
-        <w:t>COLOMBIA. MINISTERIO DE SALUD Y PROTECCIÓN SOCIAL. (2020). Resolución 2019050025 de 2020</w:t>
-      </w:r>
-      <w:r>
+        <w:t xml:space="preserve">Colombia. Ministerio de Salud y Protección Social. (2020). Resolución 2019050025 de 2020.   </w:t>
+      </w:r>
+    </w:p>
+    <w:p>
+      <w:pPr>
+        <w:pStyle w:val="Normal0"/>
+        <w:ind w:firstLine="708"/>
         <w:rPr>
           <w:rFonts w:asciiTheme="minorHAnsi" w:hAnsiTheme="minorHAnsi" w:cstheme="minorHAnsi"/>
           <w:sz w:val="28"/>
           <w:szCs w:val="28"/>
         </w:rPr>
-        <w:t xml:space="preserve">. </w:t>
-      </w:r>
+      </w:pPr>
     </w:p>
     <w:p>
       <w:pPr>
         <w:pStyle w:val="Normal0"/>
         <w:ind w:firstLine="708"/>
         <w:rPr>
+          <w:rStyle w:val="Hipervnculo"/>
           <w:rFonts w:asciiTheme="minorHAnsi" w:hAnsiTheme="minorHAnsi" w:cstheme="minorHAnsi"/>
           <w:sz w:val="28"/>
           <w:szCs w:val="28"/>
         </w:rPr>
       </w:pPr>
-    </w:p>
-    <w:p>
-      <w:pPr>
-        <w:pStyle w:val="Normal0"/>
-        <w:ind w:firstLine="708"/>
+      <w:r>
         <w:rPr>
           <w:rFonts w:asciiTheme="minorHAnsi" w:hAnsiTheme="minorHAnsi" w:cstheme="minorHAnsi"/>
           <w:sz w:val="28"/>
           <w:szCs w:val="28"/>
         </w:rPr>
-      </w:pPr>
-      <w:r>
-        <w:rPr>
+        <w:t xml:space="preserve">Food and Drug Administration (FDA). (2022). </w:t>
+      </w:r>
+      <w:r>
+        <w:rPr>
+          <w:rStyle w:val="Extranjerismo"/>
           <w:rFonts w:asciiTheme="minorHAnsi" w:hAnsiTheme="minorHAnsi" w:cstheme="minorHAnsi"/>
           <w:sz w:val="28"/>
           <w:szCs w:val="28"/>
         </w:rPr>
-        <w:t xml:space="preserve">FOOD AND DRUG ADMINISTRATION (FDA). (2022). </w:t>
-      </w:r>
-      <w:proofErr w:type="spellStart"/>
+        <w:t>Food Code</w:t>
+      </w:r>
       <w:r>
         <w:rPr>
           <w:rFonts w:asciiTheme="minorHAnsi" w:hAnsiTheme="minorHAnsi" w:cstheme="minorHAnsi"/>
           <w:sz w:val="28"/>
           <w:szCs w:val="28"/>
         </w:rPr>
-        <w:t>Food</w:t>
-      </w:r>
-      <w:proofErr w:type="spellEnd"/>
-      <w:r>
-        <w:rPr>
-          <w:rFonts w:asciiTheme="minorHAnsi" w:hAnsiTheme="minorHAnsi" w:cstheme="minorHAnsi"/>
-          <w:sz w:val="28"/>
-          <w:szCs w:val="28"/>
-        </w:rPr>
+        <w:t>.</w:t>
+      </w:r>
+      <w:r>
         <w:t xml:space="preserve"> </w:t>
       </w:r>
-      <w:proofErr w:type="spellStart"/>
-      <w:r>
-        <w:rPr>
-          <w:rFonts w:asciiTheme="minorHAnsi" w:hAnsiTheme="minorHAnsi" w:cstheme="minorHAnsi"/>
-          <w:sz w:val="28"/>
-          <w:szCs w:val="28"/>
-        </w:rPr>
-        <w:t>Code</w:t>
-      </w:r>
-      <w:proofErr w:type="spellEnd"/>
-      <w:r>
-        <w:rPr>
-          <w:rFonts w:asciiTheme="minorHAnsi" w:hAnsiTheme="minorHAnsi" w:cstheme="minorHAnsi"/>
-          <w:sz w:val="28"/>
-          <w:szCs w:val="28"/>
-        </w:rPr>
-        <w:t xml:space="preserve">. </w:t>
-      </w:r>
-      <w:hyperlink r:id="rId20" w:history="1">
+      <w:hyperlink r:id="rId22" w:history="1">
         <w:r>
           <w:rPr>
             <w:rStyle w:val="Hipervnculo"/>
@@ -10763,6 +10953,7 @@
         <w:pStyle w:val="Normal0"/>
         <w:ind w:firstLine="708"/>
         <w:rPr>
+          <w:rStyle w:val="Hipervnculo"/>
           <w:rFonts w:asciiTheme="minorHAnsi" w:hAnsiTheme="minorHAnsi" w:cstheme="minorHAnsi"/>
           <w:sz w:val="28"/>
           <w:szCs w:val="28"/>
@@ -10785,16 +10976,19 @@
           <w:sz w:val="28"/>
           <w:szCs w:val="28"/>
         </w:rPr>
-        <w:t>GISSELEN, W. (2010). Gastronomía Molecular: La Ciencia en la Cocina. Editorial Acribia.</w:t>
-      </w:r>
-      <w:r>
+        <w:t xml:space="preserve">Gisselen, W. (2010). Gastronomía Molecular: La Ciencia en la Cocina. Editorial Acribia.   </w:t>
+      </w:r>
+    </w:p>
+    <w:p>
+      <w:pPr>
+        <w:pStyle w:val="Normal0"/>
+        <w:ind w:firstLine="708"/>
         <w:rPr>
           <w:rFonts w:asciiTheme="minorHAnsi" w:hAnsiTheme="minorHAnsi" w:cstheme="minorHAnsi"/>
           <w:sz w:val="28"/>
           <w:szCs w:val="28"/>
         </w:rPr>
-        <w:t xml:space="preserve"> </w:t>
-      </w:r>
+      </w:pPr>
     </w:p>
     <w:p>
       <w:pPr>
@@ -10806,25 +11000,25 @@
           <w:szCs w:val="28"/>
         </w:rPr>
       </w:pPr>
-    </w:p>
-    <w:p>
-      <w:pPr>
-        <w:pStyle w:val="Normal0"/>
-        <w:ind w:firstLine="708"/>
+      <w:r>
         <w:rPr>
           <w:rFonts w:asciiTheme="minorHAnsi" w:hAnsiTheme="minorHAnsi" w:cstheme="minorHAnsi"/>
           <w:sz w:val="28"/>
           <w:szCs w:val="28"/>
         </w:rPr>
-      </w:pPr>
-      <w:r>
+        <w:t xml:space="preserve">Herrera, J. (2015). Manual de Gestión de Calidad para Panaderías y Pastelerías. Ediciones Díaz de Santos.   </w:t>
+      </w:r>
+    </w:p>
+    <w:p>
+      <w:pPr>
+        <w:pStyle w:val="Normal0"/>
+        <w:ind w:firstLine="708"/>
         <w:rPr>
           <w:rFonts w:asciiTheme="minorHAnsi" w:hAnsiTheme="minorHAnsi" w:cstheme="minorHAnsi"/>
           <w:sz w:val="28"/>
           <w:szCs w:val="28"/>
         </w:rPr>
-        <w:t xml:space="preserve">HERRERA, J. (2015). Manual de Gestión de Calidad para Panaderías y Pastelerías. Ediciones Díaz de Santos. </w:t>
-      </w:r>
+      </w:pPr>
     </w:p>
     <w:p>
       <w:pPr>
@@ -10836,26 +11030,15 @@
           <w:szCs w:val="28"/>
         </w:rPr>
       </w:pPr>
-    </w:p>
-    <w:p>
-      <w:pPr>
-        <w:pStyle w:val="Normal0"/>
-        <w:ind w:firstLine="708"/>
+      <w:r>
         <w:rPr>
           <w:rFonts w:asciiTheme="minorHAnsi" w:hAnsiTheme="minorHAnsi" w:cstheme="minorHAnsi"/>
           <w:sz w:val="28"/>
           <w:szCs w:val="28"/>
         </w:rPr>
-      </w:pPr>
-      <w:r>
-        <w:rPr>
-          <w:rFonts w:asciiTheme="minorHAnsi" w:hAnsiTheme="minorHAnsi" w:cstheme="minorHAnsi"/>
-          <w:sz w:val="28"/>
-          <w:szCs w:val="28"/>
-        </w:rPr>
-        <w:t xml:space="preserve">INSTITUTO COLOMBIANO DE NORMAS TÉCNICAS Y CERTIFICACIÓN (ICONTEC). (2005). NTC-ISO 22000:2005. </w:t>
-      </w:r>
-      <w:hyperlink r:id="rId21" w:history="1">
+        <w:t>Instituto Colombiano de Normas Técnicas y Certificación (ICONTEC). (2005). NTC-ISO 22000:2005. </w:t>
+      </w:r>
+      <w:hyperlink r:id="rId23" w:history="1">
         <w:r>
           <w:rPr>
             <w:rStyle w:val="Hipervnculo"/>
@@ -10884,7 +11067,7 @@
           <w:szCs w:val="28"/>
         </w:rPr>
         <w:lastRenderedPageBreak/>
-        <w:t xml:space="preserve">INSTITUTO COLOMBIANO DE NORMAS TÉCNICAS Y CERTIFICACIÓN (ICONTEC). (2009). NTC 5842:2009. </w:t>
+        <w:t xml:space="preserve">Instituto Colombiano de Normas Técnicas y Certificación (ICONTEC). (2009). NTC 5842:2009.   </w:t>
       </w:r>
     </w:p>
     <w:p>
@@ -10914,9 +11097,25 @@
           <w:sz w:val="28"/>
           <w:szCs w:val="28"/>
         </w:rPr>
-        <w:t xml:space="preserve">INSTITUTO NACIONAL DE VIGILANCIA DE MEDICAMENTOS Y ALIMENTOS (INVIMA). (2023). Lineamientos BPM. </w:t>
-      </w:r>
-      <w:hyperlink r:id="rId22" w:history="1">
+        <w:t>Instituto Nacional de Vigilancia de Medicamentos y Alimentos (INVIMA). (2023). Lineamientos BPM</w:t>
+      </w:r>
+      <w:r>
+        <w:rPr>
+          <w:rFonts w:asciiTheme="minorHAnsi" w:hAnsiTheme="minorHAnsi" w:cstheme="minorHAnsi"/>
+          <w:sz w:val="28"/>
+          <w:szCs w:val="28"/>
+        </w:rPr>
+        <w:t>.</w:t>
+      </w:r>
+      <w:r>
+        <w:rPr>
+          <w:rFonts w:asciiTheme="minorHAnsi" w:hAnsiTheme="minorHAnsi" w:cstheme="minorHAnsi"/>
+          <w:sz w:val="28"/>
+          <w:szCs w:val="28"/>
+        </w:rPr>
+        <w:t xml:space="preserve"> </w:t>
+      </w:r>
+      <w:hyperlink r:id="rId24" w:history="1">
         <w:r>
           <w:rPr>
             <w:rStyle w:val="Hipervnculo"/>
@@ -10955,9 +11154,12 @@
           <w:sz w:val="28"/>
           <w:szCs w:val="28"/>
         </w:rPr>
-        <w:t xml:space="preserve">INTERNATIONAL ORGANIZATION FOR STANDARDIZATION (ISO). (2018). ISO 22000:2018. </w:t>
-      </w:r>
-      <w:hyperlink r:id="rId23" w:history="1">
+        <w:t>International Organization for Standardization (ISO). (2018). ISO 22000:2018.</w:t>
+      </w:r>
+      <w:r>
+        <w:t xml:space="preserve"> </w:t>
+      </w:r>
+      <w:hyperlink r:id="rId25" w:history="1">
         <w:r>
           <w:rPr>
             <w:rStyle w:val="Hipervnculo"/>
@@ -10996,7 +11198,7 @@
           <w:sz w:val="28"/>
           <w:szCs w:val="28"/>
         </w:rPr>
-        <w:t xml:space="preserve">MCGEE, H. (2007). La Cocina y los Alimentos: Enciclopedia de la Ciencia y la Cultura de la Comida. Editorial Debate. </w:t>
+        <w:t xml:space="preserve">MCGEE, H. (2007). La Cocina y los Alimentos: Enciclopedia de la Ciencia y la Cultura de la Comida. Editorial Debate </w:t>
       </w:r>
     </w:p>
     <w:p>
@@ -11026,17 +11228,12 @@
           <w:sz w:val="28"/>
           <w:szCs w:val="28"/>
         </w:rPr>
-        <w:t>MINISTERIO DE SALUD Y PROTECCIÓN SOCIAL DE COLOMBIA. (2023). Sistema de Consulta de Normas</w:t>
-      </w:r>
-      <w:r>
-        <w:rPr>
-          <w:rFonts w:asciiTheme="minorHAnsi" w:hAnsiTheme="minorHAnsi" w:cstheme="minorHAnsi"/>
-          <w:sz w:val="28"/>
-          <w:szCs w:val="28"/>
-        </w:rPr>
+        <w:t>Ministerio de Salud y Protección Social de Colombia. (2023). Sistema de Consulta de Normas.</w:t>
+      </w:r>
+      <w:r>
         <w:t xml:space="preserve"> </w:t>
       </w:r>
-      <w:hyperlink r:id="rId24" w:history="1">
+      <w:hyperlink r:id="rId26" w:history="1">
         <w:r>
           <w:rPr>
             <w:rStyle w:val="Hipervnculo"/>
@@ -11064,6 +11261,7 @@
         <w:pStyle w:val="Normal0"/>
         <w:ind w:firstLine="708"/>
         <w:rPr>
+          <w:rStyle w:val="Hipervnculo"/>
           <w:rFonts w:asciiTheme="minorHAnsi" w:hAnsiTheme="minorHAnsi" w:cstheme="minorHAnsi"/>
           <w:sz w:val="28"/>
           <w:szCs w:val="28"/>
@@ -11093,9 +11291,12 @@
           <w:sz w:val="28"/>
           <w:szCs w:val="28"/>
         </w:rPr>
-        <w:t xml:space="preserve">. </w:t>
-      </w:r>
-      <w:hyperlink r:id="rId25" w:history="1">
+        <w:t>.</w:t>
+      </w:r>
+      <w:r>
+        <w:t xml:space="preserve"> </w:t>
+      </w:r>
+      <w:hyperlink r:id="rId27" w:history="1">
         <w:r>
           <w:rPr>
             <w:rStyle w:val="Hipervnculo"/>
@@ -11134,9 +11335,12 @@
           <w:sz w:val="28"/>
           <w:szCs w:val="28"/>
         </w:rPr>
-        <w:t xml:space="preserve">ORGANIZACIÓN DE LAS NACIONES UNIDAS PARA LA ALIMENTACIÓN Y LA AGRICULTURA (FAO). (2016). Sistemas de Calidad e Inocuidad de los Alimentos. </w:t>
-      </w:r>
-      <w:hyperlink r:id="rId26" w:history="1">
+        <w:t>Organización de las Naciones Unidas para la Alimentación Y La Agricultura (FAO). (2016). Sistemas de Calidad e Inocuidad de los Alimentos.</w:t>
+      </w:r>
+      <w:r>
+        <w:t xml:space="preserve"> </w:t>
+      </w:r>
+      <w:hyperlink r:id="rId28" w:history="1">
         <w:r>
           <w:rPr>
             <w:rStyle w:val="Hipervnculo"/>
@@ -11175,9 +11379,12 @@
           <w:sz w:val="28"/>
           <w:szCs w:val="28"/>
         </w:rPr>
-        <w:t xml:space="preserve">ORGANIZACIÓN MUNDIAL DE LA SALUD (OMS). (2020). Cinco claves para la inocuidad de los alimentos. </w:t>
-      </w:r>
-      <w:hyperlink r:id="rId27" w:history="1">
+        <w:t>Organización Mundial De La Salud (OMS). (2020). Cinco claves para la inocuidad de los alimentos.</w:t>
+      </w:r>
+      <w:r>
+        <w:t xml:space="preserve"> </w:t>
+      </w:r>
+      <w:hyperlink r:id="rId29" w:history="1">
         <w:r>
           <w:rPr>
             <w:rStyle w:val="Hipervnculo"/>
@@ -11216,9 +11423,12 @@
           <w:sz w:val="28"/>
           <w:szCs w:val="28"/>
         </w:rPr>
-        <w:t xml:space="preserve">ORGANIZACIÓN PANAMERICANA DE LA SALUD (OPS). (2019). Inocuidad de Alimentos. </w:t>
-      </w:r>
-      <w:hyperlink r:id="rId28" w:history="1">
+        <w:t>Organización Panamericana De La Salud (OPS). (2019). Inocuidad de Alimentos.</w:t>
+      </w:r>
+      <w:r>
+        <w:t xml:space="preserve"> </w:t>
+      </w:r>
+      <w:hyperlink r:id="rId30" w:history="1">
         <w:r>
           <w:rPr>
             <w:rStyle w:val="Hipervnculo"/>
@@ -11257,10 +11467,12 @@
           <w:sz w:val="28"/>
           <w:szCs w:val="28"/>
         </w:rPr>
-        <w:lastRenderedPageBreak/>
-        <w:t xml:space="preserve">PÉREZ, A., &amp; MARTÍNEZ, J. (2020). Revista Española de Ciencia y Tecnología de Alimentos, 28(3), 112-125. </w:t>
-      </w:r>
-      <w:hyperlink r:id="rId29" w:history="1">
+        <w:t>Pérez, A., &amp; Martínez, J. (2020). Revista Española de Ciencia y Tecnología de Alimentos, 28(3), 112-125.</w:t>
+      </w:r>
+      <w:r>
+        <w:t xml:space="preserve"> </w:t>
+      </w:r>
+      <w:hyperlink r:id="rId31" w:history="1">
         <w:r>
           <w:rPr>
             <w:rStyle w:val="Hipervnculo"/>
@@ -11282,26 +11494,19 @@
           <w:szCs w:val="28"/>
         </w:rPr>
       </w:pPr>
-    </w:p>
-    <w:p>
-      <w:pPr>
-        <w:pStyle w:val="Normal0"/>
-        <w:ind w:firstLine="708"/>
+      <w:r>
         <w:rPr>
           <w:rFonts w:asciiTheme="minorHAnsi" w:hAnsiTheme="minorHAnsi" w:cstheme="minorHAnsi"/>
           <w:sz w:val="28"/>
           <w:szCs w:val="28"/>
         </w:rPr>
-      </w:pPr>
-      <w:r>
-        <w:rPr>
-          <w:rFonts w:asciiTheme="minorHAnsi" w:hAnsiTheme="minorHAnsi" w:cstheme="minorHAnsi"/>
-          <w:sz w:val="28"/>
-          <w:szCs w:val="28"/>
-        </w:rPr>
-        <w:t xml:space="preserve">RAMÍREZ, L., &amp; GÓMEZ, M. (2019). Revista Colombiana de Ciencias Agroindustriales, 5(2), 45-58. </w:t>
-      </w:r>
-      <w:hyperlink r:id="rId30" w:history="1">
+        <w:lastRenderedPageBreak/>
+        <w:t>Ramírez, L., &amp; Gómez, M. (2019). Revista Colombiana de Ciencias Agroindustriales, 5(2), 45-58.</w:t>
+      </w:r>
+      <w:r>
+        <w:t xml:space="preserve"> </w:t>
+      </w:r>
+      <w:hyperlink r:id="rId32" w:history="1">
         <w:r>
           <w:rPr>
             <w:rStyle w:val="Hipervnculo"/>
@@ -11340,7 +11545,7 @@
           <w:sz w:val="28"/>
           <w:szCs w:val="28"/>
         </w:rPr>
-        <w:t xml:space="preserve">SERVICIO NACIONAL DE APRENDIZAJE (SENA). (2015). Buenas Prácticas de Manufactura (BPM) para la industria gastronómica. </w:t>
+        <w:t xml:space="preserve">Servicio Nacional de Aprendizaje (SENA). (2015). Buenas Prácticas de Manufactura (BPM) para la industria gastronómica.   </w:t>
       </w:r>
     </w:p>
     <w:p>
@@ -11370,7 +11575,7 @@
           <w:sz w:val="28"/>
           <w:szCs w:val="28"/>
         </w:rPr>
-        <w:t xml:space="preserve">SERVICIO NACIONAL DE APRENDIZAJE (SENA). (2018). Manipulación de Alimentos: Cartilla Didáctica. </w:t>
+        <w:t xml:space="preserve">Servicio Nacional de Aprendizaje (SENA). (2018). Manipulación de Alimentos: Cartilla Didáctica </w:t>
       </w:r>
     </w:p>
     <w:p>
@@ -11410,7 +11615,7 @@
           <w:sz w:val="28"/>
           <w:szCs w:val="28"/>
         </w:rPr>
-        <w:t xml:space="preserve"> Barahona, H. A., Aguilar Amaya, L. A., Angulo Bonilla, J. W., &amp; Álvarez Santana, J. A. (2023). Manual de buenas prácticas de manufactura. Planta procesadora PRODISMAX.</w:t>
+        <w:t xml:space="preserve"> Barahona, H. A., Aguilar Amaya, L. A., Angulo Bonilla, J. W., &amp; Álvarez Santana, J. A. (2023). Manual de buenas prácticas de manufactura. Planta procesadora PRODISMAX.  </w:t>
       </w:r>
     </w:p>
     <w:p>
@@ -11423,32 +11628,34 @@
           <w:szCs w:val="28"/>
         </w:rPr>
       </w:pPr>
-      <w:r>
+    </w:p>
+    <w:p>
+      <w:pPr>
+        <w:pStyle w:val="Normal0"/>
+        <w:ind w:firstLine="708"/>
         <w:rPr>
           <w:rFonts w:asciiTheme="minorHAnsi" w:hAnsiTheme="minorHAnsi" w:cstheme="minorHAnsi"/>
           <w:sz w:val="28"/>
           <w:szCs w:val="28"/>
         </w:rPr>
-        <w:t xml:space="preserve"> </w:t>
-      </w:r>
-    </w:p>
-    <w:p>
-      <w:pPr>
-        <w:pStyle w:val="Normal0"/>
-        <w:ind w:firstLine="708"/>
+      </w:pPr>
+      <w:proofErr w:type="spellStart"/>
+      <w:r>
         <w:rPr>
           <w:rFonts w:asciiTheme="minorHAnsi" w:hAnsiTheme="minorHAnsi" w:cstheme="minorHAnsi"/>
           <w:sz w:val="28"/>
           <w:szCs w:val="28"/>
         </w:rPr>
-      </w:pPr>
+        <w:t>Tortelli</w:t>
+      </w:r>
+      <w:proofErr w:type="spellEnd"/>
       <w:r>
         <w:rPr>
           <w:rFonts w:asciiTheme="minorHAnsi" w:hAnsiTheme="minorHAnsi" w:cstheme="minorHAnsi"/>
           <w:sz w:val="28"/>
           <w:szCs w:val="28"/>
         </w:rPr>
-        <w:t xml:space="preserve">TORTELLI, E. (2016). La Biblia de la Repostería: Técnicas Clásicas y Contemporáneas. Ediciones Akal. </w:t>
+        <w:t xml:space="preserve">, E. (2016). La Biblia de la Repostería: Técnicas Clásicas y Contemporáneas. Ediciones Akal.   </w:t>
       </w:r>
     </w:p>
     <w:p>
@@ -11478,8 +11685,41 @@
           <w:sz w:val="28"/>
           <w:szCs w:val="28"/>
         </w:rPr>
-        <w:t xml:space="preserve">VILLEGAS, A. (2017). Tecnología de Alimentos Aplicada a la Panadería y Repostería. Universidad de Antioquia. </w:t>
-      </w:r>
+        <w:t xml:space="preserve">Villegas, A. (2017). Tecnología de Alimentos Aplicada a la Panadería y Repostería. Universidad de Antioquia.  </w:t>
+      </w:r>
+    </w:p>
+    <w:p>
+      <w:pPr>
+        <w:pStyle w:val="Normal0"/>
+        <w:ind w:firstLine="708"/>
+        <w:rPr>
+          <w:rFonts w:asciiTheme="minorHAnsi" w:hAnsiTheme="minorHAnsi" w:cstheme="minorHAnsi"/>
+          <w:sz w:val="28"/>
+          <w:szCs w:val="28"/>
+        </w:rPr>
+      </w:pPr>
+    </w:p>
+    <w:p>
+      <w:pPr>
+        <w:pStyle w:val="Normal0"/>
+        <w:ind w:firstLine="708"/>
+        <w:rPr>
+          <w:rFonts w:asciiTheme="minorHAnsi" w:hAnsiTheme="minorHAnsi" w:cstheme="minorHAnsi"/>
+          <w:sz w:val="28"/>
+          <w:szCs w:val="28"/>
+        </w:rPr>
+      </w:pPr>
+    </w:p>
+    <w:p>
+      <w:pPr>
+        <w:pStyle w:val="Normal0"/>
+        <w:ind w:firstLine="708"/>
+        <w:rPr>
+          <w:rFonts w:asciiTheme="minorHAnsi" w:hAnsiTheme="minorHAnsi" w:cstheme="minorHAnsi"/>
+          <w:sz w:val="28"/>
+          <w:szCs w:val="28"/>
+        </w:rPr>
+      </w:pPr>
     </w:p>
     <w:p>
       <w:pPr>
@@ -11546,7 +11786,7 @@
       <w:pPr>
         <w:pStyle w:val="Titulosgenerales"/>
       </w:pPr>
-      <w:bookmarkStart w:id="21" w:name="_Toc227223015"/>
+      <w:bookmarkStart w:id="21" w:name="_Toc229154253"/>
       <w:r>
         <w:lastRenderedPageBreak/>
         <w:t>C</w:t>
@@ -11715,7 +11955,7 @@
                 <w:sz w:val="28"/>
                 <w:szCs w:val="28"/>
               </w:rPr>
-              <w:t>Dirección General</w:t>
+              <w:t>Centro Agroturístico - Regional Santander</w:t>
             </w:r>
           </w:p>
         </w:tc>
@@ -11890,8 +12130,18 @@
                 <w:sz w:val="28"/>
                 <w:szCs w:val="28"/>
               </w:rPr>
-              <w:t>Jair Enrique Coll Gallardo</w:t>
-            </w:r>
+              <w:t xml:space="preserve">Jair Enrique Coll </w:t>
+            </w:r>
+            <w:proofErr w:type="spellStart"/>
+            <w:r>
+              <w:rPr>
+                <w:rFonts w:asciiTheme="minorHAnsi" w:hAnsiTheme="minorHAnsi" w:cstheme="minorHAnsi"/>
+                <w:sz w:val="28"/>
+                <w:szCs w:val="28"/>
+              </w:rPr>
+              <w:t>Gallardo</w:t>
+            </w:r>
+            <w:proofErr w:type="spellEnd"/>
           </w:p>
         </w:tc>
         <w:tc>
@@ -12584,8 +12834,8 @@
       </w:pPr>
     </w:p>
     <w:sectPr>
-      <w:headerReference w:type="default" r:id="rId31"/>
-      <w:footerReference w:type="default" r:id="rId32"/>
+      <w:headerReference w:type="default" r:id="rId33"/>
+      <w:footerReference w:type="default" r:id="rId34"/>
       <w:pgSz w:w="12240" w:h="15840"/>
       <w:pgMar w:top="1701" w:right="1134" w:bottom="1134" w:left="1134" w:header="709" w:footer="737" w:gutter="0"/>
       <w:pgNumType w:start="1"/>
@@ -12729,13 +12979,6 @@
                                   <w:bCs/>
                                 </w:rPr>
                               </w:pPr>
-                              <w:r>
-                                <w:rPr>
-                                  <w:b/>
-                                  <w:bCs/>
-                                </w:rPr>
-                                <w:t>Grupo de Ejecución de la Formación Virtual</w:t>
-                              </w:r>
                             </w:p>
                           </w:txbxContent>
                         </wps:txbx>
@@ -12772,13 +13015,6 @@
                             <w:bCs/>
                           </w:rPr>
                         </w:pPr>
-                        <w:r>
-                          <w:rPr>
-                            <w:b/>
-                            <w:bCs/>
-                          </w:rPr>
-                          <w:t>Grupo de Ejecución de la Formación Virtual</w:t>
-                        </w:r>
                       </w:p>
                     </w:txbxContent>
                   </v:textbox>
@@ -14493,7 +14729,7 @@
   <w:abstractNum w:abstractNumId="15" w15:restartNumberingAfterBreak="0">
     <w:nsid w:val="396358FC"/>
     <w:multiLevelType w:val="hybridMultilevel"/>
-    <w:tmpl w:val="499EC992"/>
+    <w:tmpl w:val="A9ACAE40"/>
     <w:lvl w:ilvl="0" w:tplc="240A0001">
       <w:start w:val="1"/>
       <w:numFmt w:val="bullet"/>
@@ -18619,15 +18855,6 @@
 </file>
 
 <file path=customXml/item1.xml><?xml version="1.0" encoding="utf-8"?>
-<?mso-contentType ?>
-<FormTemplates xmlns="http://schemas.microsoft.com/sharepoint/v3/contenttype/forms">
-  <Display>DocumentLibraryForm</Display>
-  <Edit>DocumentLibraryForm</Edit>
-  <New>DocumentLibraryForm</New>
-</FormTemplates>
-</file>
-
-<file path=customXml/item2.xml><?xml version="1.0" encoding="utf-8"?>
 <ct:contentTypeSchema xmlns:ct="http://schemas.microsoft.com/office/2006/metadata/contentType" xmlns:ma="http://schemas.microsoft.com/office/2006/metadata/properties/metaAttributes" ct:_="" ma:_="" ma:contentTypeName="Documento" ma:contentTypeID="0x0101006A81D6BD42E8DF4C91013959704817E1" ma:contentTypeVersion="15" ma:contentTypeDescription="Crear nuevo documento." ma:contentTypeScope="" ma:versionID="bf4f72ffd194f0963ff564daca6869f7">
   <xsd:schema xmlns:xsd="http://www.w3.org/2001/XMLSchema" xmlns:xs="http://www.w3.org/2001/XMLSchema" xmlns:p="http://schemas.microsoft.com/office/2006/metadata/properties" xmlns:ns2="13c90a0b-73bc-4dc0-be5f-28d77b615beb" xmlns:ns3="13c93bba-48ce-428c-bfe5-88b42c19b028" targetNamespace="http://schemas.microsoft.com/office/2006/metadata/properties" ma:root="true" ma:fieldsID="8718d6f4873a5b1392a45044efa78385" ns2:_="" ns3:_="">
     <xsd:import namespace="13c90a0b-73bc-4dc0-be5f-28d77b615beb"/>
@@ -18862,7 +19089,7 @@
 </ct:contentTypeSchema>
 </file>
 
-<file path=customXml/item3.xml><?xml version="1.0" encoding="utf-8"?>
+<file path=customXml/item2.xml><?xml version="1.0" encoding="utf-8"?>
 <b:Sources xmlns:b="http://schemas.openxmlformats.org/officeDocument/2006/bibliography" xmlns="http://schemas.openxmlformats.org/officeDocument/2006/bibliography" SelectedStyle="\APASixthEditionOfficeOnline.xsl" StyleName="APA" Version="6">
   <b:Source>
     <b:Tag>Mue12</b:Tag>
@@ -19373,7 +19600,7 @@
 </b:Sources>
 </file>
 
-<file path=customXml/item4.xml><?xml version="1.0" encoding="utf-8"?>
+<file path=customXml/item3.xml><?xml version="1.0" encoding="utf-8"?>
 <p:properties xmlns:p="http://schemas.microsoft.com/office/2006/metadata/properties" xmlns:xsi="http://www.w3.org/2001/XMLSchema-instance" xmlns:pc="http://schemas.microsoft.com/office/infopath/2007/PartnerControls">
   <documentManagement>
     <TaxCatchAll xmlns="13c90a0b-73bc-4dc0-be5f-28d77b615beb" xsi:nil="true"/>
@@ -19384,19 +19611,20 @@
 </p:properties>
 </file>
 
+<file path=customXml/item4.xml><?xml version="1.0" encoding="utf-8"?>
+<?mso-contentType ?>
+<FormTemplates xmlns="http://schemas.microsoft.com/sharepoint/v3/contenttype/forms">
+  <Display>DocumentLibraryForm</Display>
+  <Edit>DocumentLibraryForm</Edit>
+  <New>DocumentLibraryForm</New>
+</FormTemplates>
+</file>
+
 <file path=customXml/itemProps1.xml><?xml version="1.0" encoding="utf-8"?>
-<ds:datastoreItem xmlns:ds="http://schemas.openxmlformats.org/officeDocument/2006/customXml" ds:itemID="{81CBDEC1-3B00-44ED-AD36-0268077980BA}">
-  <ds:schemaRefs>
-    <ds:schemaRef ds:uri="http://schemas.microsoft.com/sharepoint/v3/contenttype/forms"/>
-  </ds:schemaRefs>
-</ds:datastoreItem>
+<ds:datastoreItem xmlns:ds="http://schemas.openxmlformats.org/officeDocument/2006/customXml" ds:itemID="{077488BC-0BEC-4EDE-BE10-CD8C02B971DB}"/>
 </file>
 
 <file path=customXml/itemProps2.xml><?xml version="1.0" encoding="utf-8"?>
-<ds:datastoreItem xmlns:ds="http://schemas.openxmlformats.org/officeDocument/2006/customXml" ds:itemID="{E65F8EE9-343C-4765-8005-BABE7DD86040}"/>
-</file>
-
-<file path=customXml/itemProps3.xml><?xml version="1.0" encoding="utf-8"?>
 <ds:datastoreItem xmlns:ds="http://schemas.openxmlformats.org/officeDocument/2006/customXml" ds:itemID="{84F3832F-79D0-40EC-924E-4EC5D33B7AFB}">
   <ds:schemaRefs>
     <ds:schemaRef ds:uri="http://schemas.openxmlformats.org/officeDocument/2006/bibliography"/>
@@ -19404,7 +19632,7 @@
 </ds:datastoreItem>
 </file>
 
-<file path=customXml/itemProps4.xml><?xml version="1.0" encoding="utf-8"?>
+<file path=customXml/itemProps3.xml><?xml version="1.0" encoding="utf-8"?>
 <ds:datastoreItem xmlns:ds="http://schemas.openxmlformats.org/officeDocument/2006/customXml" ds:itemID="{1145D752-ACC1-45E1-AB53-0C756F67FC7F}">
   <ds:schemaRefs>
     <ds:schemaRef ds:uri="http://schemas.microsoft.com/office/2006/metadata/properties"/>
@@ -19413,4 +19641,12 @@
     <ds:schemaRef ds:uri="a70d3c18-0869-45a1-9f75-4b4b8f0f32be"/>
   </ds:schemaRefs>
 </ds:datastoreItem>
+</file>
+
+<file path=customXml/itemProps4.xml><?xml version="1.0" encoding="utf-8"?>
+<ds:datastoreItem xmlns:ds="http://schemas.openxmlformats.org/officeDocument/2006/customXml" ds:itemID="{81CBDEC1-3B00-44ED-AD36-0268077980BA}">
+  <ds:schemaRefs>
+    <ds:schemaRef ds:uri="http://schemas.microsoft.com/sharepoint/v3/contenttype/forms"/>
+  </ds:schemaRefs>
+</ds:datastoreItem>
 </file>